--- a/running/Step 1.docx
+++ b/running/Step 1.docx
@@ -3,800 +3,2977 @@
 <w:document xmlns:wpc="http://schemas.microsoft.com/office/word/2010/wordprocessingCanvas" xmlns:cx="http://schemas.microsoft.com/office/drawing/2014/chartex" xmlns:cx1="http://schemas.microsoft.com/office/drawing/2015/9/8/chartex" xmlns:cx2="http://schemas.microsoft.com/office/drawing/2015/10/21/chartex" xmlns:cx3="http://schemas.microsoft.com/office/drawing/2016/5/9/chartex" xmlns:cx4="http://schemas.microsoft.com/office/drawing/2016/5/10/chartex" xmlns:cx5="http://schemas.microsoft.com/office/drawing/2016/5/11/chartex" xmlns:cx6="http://schemas.microsoft.com/office/drawing/2016/5/12/chartex" xmlns:cx7="http://schemas.microsoft.com/office/drawing/2016/5/13/chartex" xmlns:cx8="http://schemas.microsoft.com/office/drawing/2016/5/14/chartex" xmlns:mc="http://schemas.openxmlformats.org/markup-compatibility/2006" xmlns:aink="http://schemas.microsoft.com/office/drawing/2016/ink" xmlns:am3d="http://schemas.microsoft.com/office/drawing/2017/model3d" xmlns:o="urn:schemas-microsoft-com:office:office" xmlns:oel="http://schemas.microsoft.com/office/2019/extlst" xmlns:r="http://schemas.openxmlformats.org/officeDocument/2006/relationships" xmlns:m="http://schemas.openxmlformats.org/officeDocument/2006/math" xmlns:v="urn:schemas-microsoft-com:vml" xmlns:wp14="http://schemas.microsoft.com/office/word/2010/wordprocessingDrawing" xmlns:wp="http://schemas.openxmlformats.org/drawingml/2006/wordprocessingDrawing" xmlns:w10="urn:schemas-microsoft-com:office:word" xmlns:w="http://schemas.openxmlformats.org/wordprocessingml/2006/main" xmlns:w14="http://schemas.microsoft.com/office/word/2010/wordml" xmlns:w15="http://schemas.microsoft.com/office/word/2012/wordml" xmlns:w16cex="http://schemas.microsoft.com/office/word/2018/wordml/cex" xmlns:w16cid="http://schemas.microsoft.com/office/word/2016/wordml/cid" xmlns:w16="http://schemas.microsoft.com/office/word/2018/wordml" xmlns:w16du="http://schemas.microsoft.com/office/word/2023/wordml/word16du" xmlns:w16sdtdh="http://schemas.microsoft.com/office/word/2020/wordml/sdtdatahash" xmlns:w16sdtfl="http://schemas.microsoft.com/office/word/2024/wordml/sdtformatlock" xmlns:w16se="http://schemas.microsoft.com/office/word/2015/wordml/symex" xmlns:wpg="http://schemas.microsoft.com/office/word/2010/wordprocessingGroup" xmlns:wpi="http://schemas.microsoft.com/office/word/2010/wordprocessingInk" xmlns:wne="http://schemas.microsoft.com/office/word/2006/wordml" xmlns:wps="http://schemas.microsoft.com/office/word/2010/wordprocessingShape" mc:Ignorable="w14 w15 w16se w16cid w16 w16cex w16sdtdh w16sdtfl w16du wp14">
   <w:body>
     <w:p>
-      <w:pPr>
-        <w:spacing w:after="0"/>
-      </w:pPr>
-      <w:r>
-        <w:t>Step 1: Copy the Project &amp; Set Up the Office PC</w:t>
-      </w:r>
-    </w:p>
-    <w:p>
-      <w:pPr>
-        <w:numPr>
-          <w:ilvl w:val="0"/>
-          <w:numId w:val="1"/>
-        </w:numPr>
-        <w:spacing w:after="0"/>
-      </w:pPr>
-      <w:r>
-        <w:rPr>
-          <w:b/>
-          <w:bCs/>
-        </w:rPr>
-        <w:t>Copy the Project Folder:</w:t>
-      </w:r>
-      <w:r>
-        <w:t> Copy GA STOCK to the Office PC (e.g., to C:\GA STOCK or D:\GA STOCK).</w:t>
-      </w:r>
-    </w:p>
-    <w:p>
-      <w:pPr>
-        <w:numPr>
-          <w:ilvl w:val="0"/>
-          <w:numId w:val="1"/>
-        </w:numPr>
-        <w:spacing w:after="0"/>
-      </w:pPr>
-      <w:r>
-        <w:rPr>
-          <w:b/>
-          <w:bCs/>
-        </w:rPr>
-        <w:t>Install PostgreSQL:</w:t>
-      </w:r>
-      <w:r>
-        <w:t> Install PostgreSQL 17 (set password to </w:t>
-      </w:r>
-      <w:proofErr w:type="spellStart"/>
-      <w:r>
-        <w:t>postgres</w:t>
-      </w:r>
-      <w:proofErr w:type="spellEnd"/>
-      <w:r>
-        <w:t> or update backend</w:t>
-      </w:r>
-      <w:proofErr w:type="gramStart"/>
-      <w:r>
-        <w:t>\.env</w:t>
-      </w:r>
-      <w:proofErr w:type="gramEnd"/>
-      <w:r>
-        <w:t>).</w:t>
-      </w:r>
-    </w:p>
-    <w:p>
-      <w:pPr>
-        <w:numPr>
-          <w:ilvl w:val="0"/>
-          <w:numId w:val="1"/>
-        </w:numPr>
-        <w:spacing w:after="0"/>
-      </w:pPr>
-      <w:r>
-        <w:rPr>
-          <w:b/>
-          <w:bCs/>
-        </w:rPr>
-        <w:t>Install Python 3.11+:</w:t>
-      </w:r>
-      <w:r>
-        <w:t> Open a terminal in backend\ and run:</w:t>
-      </w:r>
-    </w:p>
-    <w:p>
-      <w:pPr>
-        <w:spacing w:after="0"/>
-        <w:rPr>
-          <w:b/>
-          <w:bCs/>
-        </w:rPr>
-      </w:pPr>
-      <w:proofErr w:type="spellStart"/>
-      <w:r>
-        <w:rPr>
-          <w:b/>
-          <w:bCs/>
-        </w:rPr>
-        <w:t>cmd</w:t>
-      </w:r>
-      <w:proofErr w:type="spellEnd"/>
-    </w:p>
-    <w:p>
-      <w:pPr>
-        <w:spacing w:after="0"/>
-        <w:rPr>
-          <w:b/>
-          <w:bCs/>
-        </w:rPr>
-      </w:pPr>
-      <w:r>
-        <w:rPr>
-          <w:b/>
-          <w:bCs/>
-        </w:rPr>
-        <w:t xml:space="preserve">python -m </w:t>
-      </w:r>
-      <w:proofErr w:type="spellStart"/>
-      <w:proofErr w:type="gramStart"/>
-      <w:r>
-        <w:rPr>
-          <w:b/>
-          <w:bCs/>
-        </w:rPr>
-        <w:t>venv</w:t>
-      </w:r>
-      <w:proofErr w:type="spellEnd"/>
-      <w:r>
-        <w:rPr>
-          <w:b/>
-          <w:bCs/>
-        </w:rPr>
-        <w:t xml:space="preserve"> .</w:t>
-      </w:r>
-      <w:proofErr w:type="spellStart"/>
-      <w:r>
-        <w:rPr>
-          <w:b/>
-          <w:bCs/>
-        </w:rPr>
-        <w:t>venv</w:t>
-      </w:r>
-      <w:proofErr w:type="spellEnd"/>
-      <w:proofErr w:type="gramEnd"/>
-    </w:p>
-    <w:p>
-      <w:pPr>
-        <w:spacing w:after="0"/>
-        <w:rPr>
-          <w:b/>
-          <w:bCs/>
-        </w:rPr>
-      </w:pPr>
-      <w:proofErr w:type="gramStart"/>
-      <w:r>
-        <w:rPr>
-          <w:b/>
-          <w:bCs/>
-        </w:rPr>
-        <w:t>.</w:t>
-      </w:r>
-      <w:proofErr w:type="spellStart"/>
-      <w:r>
-        <w:rPr>
-          <w:b/>
-          <w:bCs/>
-        </w:rPr>
-        <w:t>venv</w:t>
-      </w:r>
-      <w:proofErr w:type="spellEnd"/>
-      <w:proofErr w:type="gramEnd"/>
-      <w:r>
-        <w:rPr>
-          <w:b/>
-          <w:bCs/>
-        </w:rPr>
-        <w:t>\Scripts\pip install -r requirements.txt</w:t>
-      </w:r>
-    </w:p>
-    <w:p>
-      <w:pPr>
-        <w:spacing w:after="0"/>
-      </w:pPr>
-      <w:proofErr w:type="gramStart"/>
-      <w:r>
-        <w:rPr>
-          <w:b/>
-          <w:bCs/>
-        </w:rPr>
-        <w:t>.</w:t>
-      </w:r>
-      <w:proofErr w:type="spellStart"/>
-      <w:r>
-        <w:rPr>
-          <w:b/>
-          <w:bCs/>
-        </w:rPr>
-        <w:t>venv</w:t>
-      </w:r>
-      <w:proofErr w:type="spellEnd"/>
-      <w:proofErr w:type="gramEnd"/>
-      <w:r>
-        <w:rPr>
-          <w:b/>
-          <w:bCs/>
-        </w:rPr>
-        <w:t>\Scripts\alembic upgrade head</w:t>
-      </w:r>
-    </w:p>
-    <w:p>
-      <w:pPr>
-        <w:spacing w:after="0"/>
-      </w:pPr>
-      <w:r>
-        <w:pict w14:anchorId="76A05608">
-          <v:rect id="_x0000_i1054" style="width:416.55pt;height:.75pt" o:hrpct="0" o:hralign="center" o:hrstd="t" o:hr="t" fillcolor="#a0a0a0" stroked="f"/>
-        </w:pict>
-      </w:r>
-    </w:p>
-    <w:p>
-      <w:pPr>
-        <w:spacing w:after="0"/>
-      </w:pPr>
-      <w:r>
-        <w:t xml:space="preserve">Step 2: Install &amp; Log in to </w:t>
-      </w:r>
-      <w:proofErr w:type="spellStart"/>
-      <w:r>
-        <w:t>Tailscale</w:t>
-      </w:r>
-      <w:proofErr w:type="spellEnd"/>
-      <w:r>
-        <w:t xml:space="preserve"> on the Office PC</w:t>
-      </w:r>
-    </w:p>
-    <w:p>
-      <w:pPr>
-        <w:numPr>
-          <w:ilvl w:val="0"/>
-          <w:numId w:val="2"/>
-        </w:numPr>
-        <w:spacing w:after="0"/>
-      </w:pPr>
-      <w:r>
-        <w:t>Download and install </w:t>
-      </w:r>
-      <w:proofErr w:type="spellStart"/>
-      <w:r>
-        <w:rPr>
-          <w:b/>
-          <w:bCs/>
-        </w:rPr>
-        <w:t>Tailscale</w:t>
-      </w:r>
-      <w:proofErr w:type="spellEnd"/>
-      <w:r>
-        <w:t> on the Office PC from </w:t>
-      </w:r>
-      <w:hyperlink r:id="rId5" w:history="1">
-        <w:r>
-          <w:rPr>
-            <w:rStyle w:val="Hyperlink"/>
-          </w:rPr>
-          <w:t>https://tailscale.com/download</w:t>
-        </w:r>
-      </w:hyperlink>
-      <w:r>
-        <w:t>.</w:t>
-      </w:r>
-    </w:p>
-    <w:p>
-      <w:pPr>
-        <w:numPr>
-          <w:ilvl w:val="0"/>
-          <w:numId w:val="2"/>
-        </w:numPr>
-        <w:spacing w:after="0"/>
-      </w:pPr>
-      <w:r>
-        <w:t>Log in with the </w:t>
-      </w:r>
-      <w:r>
-        <w:rPr>
-          <w:b/>
-          <w:bCs/>
-        </w:rPr>
-        <w:t>same Google account</w:t>
-      </w:r>
-      <w:r>
-        <w:t> (mohammedanzel123@...).</w:t>
-      </w:r>
-    </w:p>
-    <w:p>
-      <w:pPr>
-        <w:numPr>
-          <w:ilvl w:val="0"/>
-          <w:numId w:val="2"/>
-        </w:numPr>
-        <w:spacing w:after="0"/>
-      </w:pPr>
-      <w:r>
-        <w:t>Open PowerShell as Administrator on the Office PC and run this </w:t>
-      </w:r>
-      <w:r>
-        <w:rPr>
-          <w:b/>
-          <w:bCs/>
-        </w:rPr>
-        <w:t>one-time command</w:t>
-      </w:r>
-      <w:r>
-        <w:t>:</w:t>
-      </w:r>
-    </w:p>
-    <w:p>
-      <w:pPr>
-        <w:spacing w:after="0"/>
-      </w:pPr>
-      <w:proofErr w:type="spellStart"/>
-      <w:r>
-        <w:t>powershell</w:t>
-      </w:r>
-      <w:proofErr w:type="spellEnd"/>
-    </w:p>
-    <w:p>
-      <w:pPr>
-        <w:spacing w:after="0"/>
-      </w:pPr>
-      <w:r>
-        <w:t>&amp; "C:\Program Files\</w:t>
-      </w:r>
-      <w:proofErr w:type="spellStart"/>
-      <w:r>
-        <w:t>Tailscale</w:t>
-      </w:r>
-      <w:proofErr w:type="spellEnd"/>
-      <w:r>
-        <w:t>\tailscale.exe" serve --</w:t>
-      </w:r>
-      <w:proofErr w:type="spellStart"/>
-      <w:r>
-        <w:t>bg</w:t>
-      </w:r>
-      <w:proofErr w:type="spellEnd"/>
-      <w:r>
-        <w:t xml:space="preserve"> --</w:t>
-      </w:r>
-      <w:proofErr w:type="spellStart"/>
-      <w:r>
-        <w:t>tcp</w:t>
-      </w:r>
-      <w:proofErr w:type="spellEnd"/>
-      <w:r>
-        <w:t xml:space="preserve"> 8000 8000</w:t>
-      </w:r>
-    </w:p>
-    <w:p>
-      <w:pPr>
-        <w:numPr>
-          <w:ilvl w:val="0"/>
-          <w:numId w:val="2"/>
-        </w:numPr>
-        <w:spacing w:after="0"/>
-      </w:pPr>
-      <w:r>
-        <w:t xml:space="preserve">Find the Office PC's permanent </w:t>
-      </w:r>
-      <w:proofErr w:type="spellStart"/>
-      <w:r>
-        <w:t>Tailscale</w:t>
-      </w:r>
-      <w:proofErr w:type="spellEnd"/>
-      <w:r>
-        <w:t xml:space="preserve"> IP:</w:t>
-      </w:r>
-    </w:p>
-    <w:p>
-      <w:pPr>
-        <w:spacing w:after="0"/>
-      </w:pPr>
-      <w:proofErr w:type="spellStart"/>
-      <w:r>
-        <w:t>powershell</w:t>
-      </w:r>
-      <w:proofErr w:type="spellEnd"/>
-    </w:p>
-    <w:p>
-      <w:pPr>
-        <w:spacing w:after="0"/>
-      </w:pPr>
-      <w:r>
-        <w:t>&amp; "C:\Program Files\</w:t>
-      </w:r>
-      <w:proofErr w:type="spellStart"/>
-      <w:r>
-        <w:t>Tailscale</w:t>
-      </w:r>
-      <w:proofErr w:type="spellEnd"/>
-      <w:r>
-        <w:t xml:space="preserve">\tailscale.exe" </w:t>
-      </w:r>
-      <w:proofErr w:type="spellStart"/>
-      <w:r>
-        <w:t>ip</w:t>
-      </w:r>
-      <w:proofErr w:type="spellEnd"/>
-      <w:r>
-        <w:t xml:space="preserve"> -4</w:t>
-      </w:r>
-    </w:p>
-    <w:p>
-      <w:pPr>
-        <w:spacing w:after="0"/>
-      </w:pPr>
-      <w:r>
-        <w:rPr>
-          <w:i/>
-          <w:iCs/>
-        </w:rPr>
-        <w:t>(For example: 100.85.120.50)</w:t>
-      </w:r>
-    </w:p>
-    <w:p>
-      <w:pPr>
-        <w:spacing w:after="0"/>
-      </w:pPr>
-      <w:r>
-        <w:pict w14:anchorId="00116918">
-          <v:rect id="_x0000_i1055" style="width:416.55pt;height:.75pt" o:hrpct="0" o:hralign="center" o:hrstd="t" o:hr="t" fillcolor="#a0a0a0" stroked="f"/>
-        </w:pict>
-      </w:r>
-    </w:p>
-    <w:p>
-      <w:pPr>
-        <w:spacing w:after="0"/>
-      </w:pPr>
-      <w:r>
-        <w:t>Step 3: Connect Godown Phones to the Office PC</w:t>
-      </w:r>
-    </w:p>
-    <w:p>
-      <w:pPr>
-        <w:spacing w:after="0"/>
-      </w:pPr>
-      <w:r>
-        <w:t xml:space="preserve">Since your Samsung phone(s) are already logged into the same </w:t>
-      </w:r>
-      <w:proofErr w:type="spellStart"/>
-      <w:r>
-        <w:t>Tailscale</w:t>
-      </w:r>
-      <w:proofErr w:type="spellEnd"/>
-      <w:r>
-        <w:t xml:space="preserve"> account:</w:t>
-      </w:r>
-    </w:p>
-    <w:p>
-      <w:pPr>
-        <w:numPr>
-          <w:ilvl w:val="0"/>
-          <w:numId w:val="3"/>
-        </w:numPr>
-        <w:spacing w:after="0"/>
-      </w:pPr>
-      <w:r>
-        <w:t>Open the </w:t>
-      </w:r>
-      <w:r>
-        <w:rPr>
-          <w:b/>
-          <w:bCs/>
-        </w:rPr>
-        <w:t>GA Scanner</w:t>
-      </w:r>
-      <w:r>
-        <w:t> app on the phone.</w:t>
-      </w:r>
-    </w:p>
-    <w:p>
-      <w:pPr>
-        <w:numPr>
-          <w:ilvl w:val="0"/>
-          <w:numId w:val="3"/>
-        </w:numPr>
-        <w:spacing w:after="0"/>
-      </w:pPr>
-      <w:r>
-        <w:t>Tap </w:t>
-      </w:r>
-      <w:r>
-        <w:rPr>
-          <w:b/>
-          <w:bCs/>
-        </w:rPr>
-        <w:t>"Change Server IP"</w:t>
-      </w:r>
-      <w:r>
-        <w:t> (or the </w:t>
-      </w:r>
-      <w:r>
-        <w:rPr>
-          <w:rFonts w:ascii="Segoe UI Emoji" w:hAnsi="Segoe UI Emoji" w:cs="Segoe UI Emoji"/>
-          <w:b/>
-          <w:bCs/>
-        </w:rPr>
-        <w:t>⚙️</w:t>
-      </w:r>
-      <w:r>
-        <w:rPr>
-          <w:b/>
-          <w:bCs/>
-        </w:rPr>
-        <w:t xml:space="preserve"> Settings icon</w:t>
-      </w:r>
-      <w:r>
-        <w:t>).</w:t>
-      </w:r>
-    </w:p>
-    <w:p>
-      <w:pPr>
-        <w:numPr>
-          <w:ilvl w:val="0"/>
-          <w:numId w:val="3"/>
-        </w:numPr>
-        <w:spacing w:after="0"/>
-      </w:pPr>
-      <w:r>
-        <w:t xml:space="preserve">Update the IP to the Office PC's </w:t>
-      </w:r>
-      <w:proofErr w:type="spellStart"/>
-      <w:r>
-        <w:t>Tailscale</w:t>
-      </w:r>
-      <w:proofErr w:type="spellEnd"/>
-      <w:r>
-        <w:t xml:space="preserve"> address:</w:t>
-      </w:r>
-    </w:p>
-    <w:p>
-      <w:pPr>
-        <w:spacing w:after="0"/>
-      </w:pPr>
-      <w:r>
-        <w:t>text</w:t>
-      </w:r>
-    </w:p>
-    <w:p>
-      <w:pPr>
-        <w:spacing w:after="0"/>
-      </w:pPr>
-      <w:r>
-        <w:t>http://100.XX.YY.ZZ:8000/api/v1</w:t>
-      </w:r>
-    </w:p>
-    <w:p>
-      <w:pPr>
-        <w:numPr>
-          <w:ilvl w:val="0"/>
-          <w:numId w:val="3"/>
-        </w:numPr>
-        <w:spacing w:after="0"/>
-      </w:pPr>
-      <w:r>
-        <w:t>Tap </w:t>
-      </w:r>
-      <w:r>
-        <w:rPr>
-          <w:b/>
-          <w:bCs/>
-        </w:rPr>
-        <w:t>"Save &amp; Reconnect"</w:t>
-      </w:r>
-      <w:r>
-        <w:t>.</w:t>
-      </w:r>
-    </w:p>
-    <w:p>
-      <w:pPr>
-        <w:spacing w:after="0"/>
-      </w:pPr>
-      <w:r>
-        <w:pict w14:anchorId="36F97EAF">
-          <v:rect id="_x0000_i1056" style="width:416.55pt;height:.75pt" o:hrpct="0" o:hralign="center" o:hrstd="t" o:hr="t" fillcolor="#a0a0a0" stroked="f"/>
-        </w:pict>
-      </w:r>
-    </w:p>
-    <w:p>
-      <w:pPr>
-        <w:spacing w:after="0"/>
-      </w:pPr>
-      <w:r>
-        <w:t>Step 4: Make It Auto-Start When the Office PC Turns On</w:t>
-      </w:r>
-    </w:p>
-    <w:p>
-      <w:pPr>
-        <w:spacing w:after="0"/>
-      </w:pPr>
-      <w:r>
-        <w:t>To ensure godown workers can scan even if no one logs in to the Office PC:</w:t>
-      </w:r>
-    </w:p>
-    <w:p>
-      <w:pPr>
-        <w:numPr>
-          <w:ilvl w:val="0"/>
-          <w:numId w:val="4"/>
-        </w:numPr>
-        <w:spacing w:after="0"/>
-      </w:pPr>
-      <w:r>
-        <w:t>Right-click </w:t>
-      </w:r>
-    </w:p>
-    <w:p>
-      <w:pPr>
-        <w:spacing w:after="0"/>
-      </w:pPr>
-      <w:r>
+      <w:r>
+        <w:rPr>
+          <w:rFonts w:ascii="Nirmala UI" w:hAnsi="Nirmala UI" w:cs="Nirmala UI" w:hint="cs"/>
+          <w:noProof/>
+          <w:lang w:val="ml-IN" w:bidi="ml-IN"/>
+        </w:rPr>
         <mc:AlternateContent>
           <mc:Choice Requires="wps">
             <w:drawing>
-              <wp:inline distT="0" distB="0" distL="0" distR="0" wp14:anchorId="1C7DC590" wp14:editId="3F93AA2F">
-                <wp:extent cx="304800" cy="304800"/>
-                <wp:effectExtent l="0" t="0" r="0" b="0"/>
-                <wp:docPr id="1356847824" name="Rectangle 2"/>
-                <wp:cNvGraphicFramePr>
-                  <a:graphicFrameLocks xmlns:a="http://schemas.openxmlformats.org/drawingml/2006/main" noChangeAspect="1"/>
-                </wp:cNvGraphicFramePr>
+              <wp:anchor distT="0" distB="0" distL="114300" distR="114300" simplePos="0" relativeHeight="251660288" behindDoc="0" locked="0" layoutInCell="1" allowOverlap="1" wp14:anchorId="3B5D6317" wp14:editId="636B57B3">
+                <wp:simplePos x="0" y="0"/>
+                <wp:positionH relativeFrom="column">
+                  <wp:posOffset>-281940</wp:posOffset>
+                </wp:positionH>
+                <wp:positionV relativeFrom="paragraph">
+                  <wp:posOffset>-274320</wp:posOffset>
+                </wp:positionV>
+                <wp:extent cx="7193280" cy="2011680"/>
+                <wp:effectExtent l="0" t="0" r="26670" b="26670"/>
+                <wp:wrapNone/>
+                <wp:docPr id="978715807" name="Rectangle 4"/>
+                <wp:cNvGraphicFramePr/>
                 <a:graphic xmlns:a="http://schemas.openxmlformats.org/drawingml/2006/main">
                   <a:graphicData uri="http://schemas.microsoft.com/office/word/2010/wordprocessingShape">
                     <wps:wsp>
-                      <wps:cNvSpPr>
-                        <a:spLocks noChangeAspect="1" noChangeArrowheads="1"/>
-                      </wps:cNvSpPr>
-                      <wps:spPr bwMode="auto">
+                      <wps:cNvSpPr/>
+                      <wps:spPr>
                         <a:xfrm>
                           <a:off x="0" y="0"/>
-                          <a:ext cx="304800" cy="304800"/>
+                          <a:ext cx="7193280" cy="2011680"/>
+                        </a:xfrm>
+                        <a:prstGeom prst="rect">
+                          <a:avLst/>
+                        </a:prstGeom>
+                        <a:noFill/>
+                      </wps:spPr>
+                      <wps:style>
+                        <a:lnRef idx="2">
+                          <a:schemeClr val="accent1">
+                            <a:shade val="15000"/>
+                          </a:schemeClr>
+                        </a:lnRef>
+                        <a:fillRef idx="1">
+                          <a:schemeClr val="accent1"/>
+                        </a:fillRef>
+                        <a:effectRef idx="0">
+                          <a:schemeClr val="accent1"/>
+                        </a:effectRef>
+                        <a:fontRef idx="minor">
+                          <a:schemeClr val="lt1"/>
+                        </a:fontRef>
+                      </wps:style>
+                      <wps:bodyPr rot="0" spcFirstLastPara="0" vertOverflow="overflow" horzOverflow="overflow" vert="horz" wrap="square" lIns="91440" tIns="45720" rIns="91440" bIns="45720" numCol="1" spcCol="0" rtlCol="0" fromWordArt="0" anchor="ctr" anchorCtr="0" forceAA="0" compatLnSpc="1">
+                        <a:prstTxWarp prst="textNoShape">
+                          <a:avLst/>
+                        </a:prstTxWarp>
+                        <a:noAutofit/>
+                      </wps:bodyPr>
+                    </wps:wsp>
+                  </a:graphicData>
+                </a:graphic>
+              </wp:anchor>
+            </w:drawing>
+          </mc:Choice>
+          <mc:Fallback>
+            <w:pict>
+              <v:rect w14:anchorId="249D832A" id="Rectangle 4" o:spid="_x0000_s1026" style="position:absolute;margin-left:-22.2pt;margin-top:-21.6pt;width:566.4pt;height:158.4pt;z-index:251660288;visibility:visible;mso-wrap-style:square;mso-wrap-distance-left:9pt;mso-wrap-distance-top:0;mso-wrap-distance-right:9pt;mso-wrap-distance-bottom:0;mso-position-horizontal:absolute;mso-position-horizontal-relative:text;mso-position-vertical:absolute;mso-position-vertical-relative:text;v-text-anchor:middle" o:gfxdata="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" filled="f" strokecolor="#09101d [484]" strokeweight="1pt"/>
+            </w:pict>
+          </mc:Fallback>
+        </mc:AlternateContent>
+      </w:r>
+      <w:r>
+        <w:rPr>
+          <w:rFonts w:ascii="Nirmala UI" w:hAnsi="Nirmala UI" w:cs="Nirmala UI" w:hint="cs"/>
+          <w:cs/>
+          <w:lang w:bidi="ml-IN"/>
+        </w:rPr>
+        <w:t>ഈ</w:t>
+      </w:r>
+      <w:r>
+        <w:rPr>
+          <w:cs/>
+          <w:lang w:bidi="ml-IN"/>
+        </w:rPr>
+        <w:t xml:space="preserve"> </w:t>
+      </w:r>
+      <w:r>
+        <w:rPr>
+          <w:rFonts w:ascii="Nirmala UI" w:hAnsi="Nirmala UI" w:cs="Nirmala UI" w:hint="cs"/>
+          <w:cs/>
+          <w:lang w:bidi="ml-IN"/>
+        </w:rPr>
+        <w:t>വരുന്ന</w:t>
+      </w:r>
+      <w:r>
+        <w:rPr>
+          <w:cs/>
+          <w:lang w:bidi="ml-IN"/>
+        </w:rPr>
+        <w:t xml:space="preserve"> </w:t>
+      </w:r>
+      <w:r>
+        <w:rPr>
+          <w:rFonts w:ascii="Nirmala UI" w:hAnsi="Nirmala UI" w:cs="Nirmala UI" w:hint="cs"/>
+          <w:cs/>
+          <w:lang w:bidi="ml-IN"/>
+        </w:rPr>
+        <w:t>ഒക്ടോബർ</w:t>
+      </w:r>
+      <w:r>
+        <w:rPr>
+          <w:cs/>
+          <w:lang w:bidi="ml-IN"/>
+        </w:rPr>
+        <w:t xml:space="preserve"> </w:t>
+      </w:r>
+      <w:r>
+        <w:t>_________________</w:t>
+      </w:r>
+      <w:r>
+        <w:rPr>
+          <w:rFonts w:ascii="Nirmala UI" w:hAnsi="Nirmala UI" w:cs="Nirmala UI" w:hint="cs"/>
+          <w:cs/>
+          <w:lang w:bidi="ml-IN"/>
+        </w:rPr>
+        <w:t>ഞങ്ങളുടെ</w:t>
+      </w:r>
+      <w:r>
+        <w:rPr>
+          <w:cs/>
+          <w:lang w:bidi="ml-IN"/>
+        </w:rPr>
+        <w:t xml:space="preserve"> </w:t>
+      </w:r>
+      <w:r>
+        <w:rPr>
+          <w:rFonts w:ascii="Nirmala UI" w:hAnsi="Nirmala UI" w:cs="Nirmala UI" w:hint="cs"/>
+          <w:cs/>
+          <w:lang w:bidi="ml-IN"/>
+        </w:rPr>
+        <w:t>ദീപാവലി</w:t>
+      </w:r>
+      <w:r>
+        <w:rPr>
+          <w:cs/>
+          <w:lang w:bidi="ml-IN"/>
+        </w:rPr>
+        <w:t xml:space="preserve"> </w:t>
+      </w:r>
+      <w:r>
+        <w:rPr>
+          <w:rFonts w:ascii="Nirmala UI" w:hAnsi="Nirmala UI" w:cs="Nirmala UI"/>
+          <w:cs/>
+          <w:lang w:bidi="ml-IN"/>
+        </w:rPr>
+        <w:t xml:space="preserve">കുറ്റിപ്പിരിവ് </w:t>
+      </w:r>
+      <w:r>
+        <w:rPr>
+          <w:cs/>
+          <w:lang w:bidi="ml-IN"/>
+        </w:rPr>
+        <w:t xml:space="preserve"> </w:t>
+      </w:r>
+      <w:r>
+        <w:rPr>
+          <w:rFonts w:ascii="Nirmala UI" w:hAnsi="Nirmala UI" w:cs="Nirmala UI" w:hint="cs"/>
+          <w:cs/>
+          <w:lang w:bidi="ml-IN"/>
+        </w:rPr>
+        <w:t>ആയതിനാൽ</w:t>
+      </w:r>
+      <w:r>
+        <w:rPr>
+          <w:cs/>
+          <w:lang w:bidi="ml-IN"/>
+        </w:rPr>
+        <w:t xml:space="preserve"> </w:t>
+      </w:r>
+      <w:r>
+        <w:rPr>
+          <w:rFonts w:ascii="Nirmala UI" w:hAnsi="Nirmala UI" w:cs="Nirmala UI"/>
+          <w:cs/>
+          <w:lang w:bidi="ml-IN"/>
+        </w:rPr>
+        <w:t xml:space="preserve">താങ്കൾ </w:t>
+      </w:r>
+      <w:r>
+        <w:rPr>
+          <w:cs/>
+          <w:lang w:bidi="ml-IN"/>
+        </w:rPr>
+        <w:t xml:space="preserve"> </w:t>
+      </w:r>
+      <w:r>
+        <w:rPr>
+          <w:rFonts w:ascii="Nirmala UI" w:hAnsi="Nirmala UI" w:cs="Nirmala UI" w:hint="cs"/>
+          <w:cs/>
+          <w:lang w:bidi="ml-IN"/>
+        </w:rPr>
+        <w:t>തരുവാനുള്ള</w:t>
+      </w:r>
+      <w:r>
+        <w:rPr>
+          <w:cs/>
+          <w:lang w:bidi="ml-IN"/>
+        </w:rPr>
+        <w:t xml:space="preserve"> </w:t>
+      </w:r>
+      <w:r>
+        <w:rPr>
+          <w:rFonts w:ascii="Nirmala UI" w:hAnsi="Nirmala UI" w:cs="Nirmala UI"/>
+          <w:cs/>
+          <w:lang w:bidi="ml-IN"/>
+        </w:rPr>
+        <w:t xml:space="preserve">മുഴുവൻ </w:t>
+      </w:r>
+      <w:r>
+        <w:rPr>
+          <w:cs/>
+          <w:lang w:bidi="ml-IN"/>
+        </w:rPr>
+        <w:t xml:space="preserve"> </w:t>
+      </w:r>
+      <w:r>
+        <w:rPr>
+          <w:rFonts w:ascii="Nirmala UI" w:hAnsi="Nirmala UI" w:cs="Nirmala UI" w:hint="cs"/>
+          <w:cs/>
+          <w:lang w:bidi="ml-IN"/>
+        </w:rPr>
+        <w:t>സംഖ്യയും</w:t>
+      </w:r>
+      <w:r>
+        <w:rPr>
+          <w:cs/>
+          <w:lang w:bidi="ml-IN"/>
+        </w:rPr>
+        <w:t xml:space="preserve"> </w:t>
+      </w:r>
+      <w:r>
+        <w:rPr>
+          <w:rFonts w:ascii="Nirmala UI" w:hAnsi="Nirmala UI" w:cs="Nirmala UI" w:hint="cs"/>
+          <w:cs/>
+          <w:lang w:bidi="ml-IN"/>
+        </w:rPr>
+        <w:t>അന്നോ</w:t>
+      </w:r>
+      <w:r>
+        <w:rPr>
+          <w:cs/>
+          <w:lang w:bidi="ml-IN"/>
+        </w:rPr>
+        <w:t xml:space="preserve"> </w:t>
+      </w:r>
+      <w:r>
+        <w:rPr>
+          <w:rFonts w:ascii="Nirmala UI" w:hAnsi="Nirmala UI" w:cs="Nirmala UI" w:hint="cs"/>
+          <w:cs/>
+          <w:lang w:bidi="ml-IN"/>
+        </w:rPr>
+        <w:t>അതിന്</w:t>
+      </w:r>
+      <w:r>
+        <w:rPr>
+          <w:cs/>
+          <w:lang w:bidi="ml-IN"/>
+        </w:rPr>
+        <w:t xml:space="preserve"> </w:t>
+      </w:r>
+      <w:r>
+        <w:rPr>
+          <w:rFonts w:ascii="Nirmala UI" w:hAnsi="Nirmala UI" w:cs="Nirmala UI"/>
+          <w:cs/>
+          <w:lang w:bidi="ml-IN"/>
+        </w:rPr>
+        <w:t xml:space="preserve">മുമ്പോ </w:t>
+      </w:r>
+      <w:r>
+        <w:rPr>
+          <w:cs/>
+          <w:lang w:bidi="ml-IN"/>
+        </w:rPr>
+        <w:t xml:space="preserve"> </w:t>
+      </w:r>
+      <w:r>
+        <w:rPr>
+          <w:rFonts w:ascii="Nirmala UI" w:hAnsi="Nirmala UI" w:cs="Nirmala UI" w:hint="cs"/>
+          <w:cs/>
+          <w:lang w:bidi="ml-IN"/>
+        </w:rPr>
+        <w:t>തീർത്ത്</w:t>
+      </w:r>
+      <w:r>
+        <w:rPr>
+          <w:cs/>
+          <w:lang w:bidi="ml-IN"/>
+        </w:rPr>
+        <w:t xml:space="preserve"> </w:t>
+      </w:r>
+      <w:r>
+        <w:rPr>
+          <w:rFonts w:ascii="Nirmala UI" w:hAnsi="Nirmala UI" w:cs="Nirmala UI" w:hint="cs"/>
+          <w:cs/>
+          <w:lang w:bidi="ml-IN"/>
+        </w:rPr>
+        <w:t>തരണമെന്ന്</w:t>
+      </w:r>
+      <w:r>
+        <w:rPr>
+          <w:cs/>
+          <w:lang w:bidi="ml-IN"/>
+        </w:rPr>
+        <w:t xml:space="preserve"> </w:t>
+      </w:r>
+      <w:r>
+        <w:rPr>
+          <w:rFonts w:ascii="Nirmala UI" w:hAnsi="Nirmala UI" w:cs="Nirmala UI" w:hint="cs"/>
+          <w:cs/>
+          <w:lang w:bidi="ml-IN"/>
+        </w:rPr>
+        <w:t>വിനീതമായി</w:t>
+      </w:r>
+      <w:r>
+        <w:rPr>
+          <w:cs/>
+          <w:lang w:bidi="ml-IN"/>
+        </w:rPr>
+        <w:t xml:space="preserve"> </w:t>
+      </w:r>
+      <w:r>
+        <w:rPr>
+          <w:rFonts w:ascii="Nirmala UI" w:hAnsi="Nirmala UI" w:cs="Nirmala UI" w:hint="cs"/>
+          <w:cs/>
+          <w:lang w:bidi="ml-IN"/>
+        </w:rPr>
+        <w:t>അപേക്ഷിക്കുന്നു</w:t>
+      </w:r>
+      <w:r>
+        <w:rPr>
+          <w:cs/>
+          <w:lang w:bidi="ml-IN"/>
+        </w:rPr>
+        <w:t>.</w:t>
+      </w:r>
+    </w:p>
+    <w:p>
+      <w:pPr>
+        <w:rPr>
+          <w:cs/>
+          <w:lang w:bidi="ml-IN"/>
+        </w:rPr>
+      </w:pPr>
+      <w:r>
+        <w:rPr>
+          <w:rFonts w:ascii="Nirmala UI" w:hAnsi="Nirmala UI" w:cs="Nirmala UI" w:hint="cs"/>
+          <w:cs/>
+          <w:lang w:bidi="ml-IN"/>
+        </w:rPr>
+        <w:t>തുടർന്നും</w:t>
+      </w:r>
+      <w:r>
+        <w:rPr>
+          <w:cs/>
+          <w:lang w:bidi="ml-IN"/>
+        </w:rPr>
+        <w:t xml:space="preserve"> </w:t>
+      </w:r>
+      <w:r>
+        <w:rPr>
+          <w:rFonts w:ascii="Nirmala UI" w:hAnsi="Nirmala UI" w:cs="Nirmala UI" w:hint="cs"/>
+          <w:cs/>
+          <w:lang w:bidi="ml-IN"/>
+        </w:rPr>
+        <w:t>താങ്കളുടെ</w:t>
+      </w:r>
+      <w:r>
+        <w:rPr>
+          <w:cs/>
+          <w:lang w:bidi="ml-IN"/>
+        </w:rPr>
+        <w:t xml:space="preserve"> </w:t>
+      </w:r>
+      <w:r>
+        <w:rPr>
+          <w:rFonts w:ascii="Nirmala UI" w:hAnsi="Nirmala UI" w:cs="Nirmala UI" w:hint="cs"/>
+          <w:cs/>
+          <w:lang w:bidi="ml-IN"/>
+        </w:rPr>
+        <w:t>സഹകരണം</w:t>
+      </w:r>
+      <w:r>
+        <w:rPr>
+          <w:cs/>
+          <w:lang w:bidi="ml-IN"/>
+        </w:rPr>
+        <w:t xml:space="preserve"> </w:t>
+      </w:r>
+      <w:r>
+        <w:rPr>
+          <w:rFonts w:ascii="Nirmala UI" w:hAnsi="Nirmala UI" w:cs="Nirmala UI" w:hint="cs"/>
+          <w:cs/>
+          <w:lang w:bidi="ml-IN"/>
+        </w:rPr>
+        <w:t>പ്രതീക്ഷിക്കുന്നു</w:t>
+      </w:r>
+      <w:r>
+        <w:rPr>
+          <w:cs/>
+          <w:lang w:bidi="ml-IN"/>
+        </w:rPr>
+        <w:t>.</w:t>
+      </w:r>
+    </w:p>
+    <w:p>
+      <w:pPr>
+        <w:rPr>
+          <w:rFonts w:ascii="Nirmala UI" w:hAnsi="Nirmala UI" w:cs="Nirmala UI"/>
+          <w:cs/>
+          <w:lang w:bidi="ml-IN"/>
+        </w:rPr>
+      </w:pPr>
+      <w:r>
+        <w:rPr>
+          <w:noProof/>
+        </w:rPr>
+        <mc:AlternateContent>
+          <mc:Choice Requires="wps">
+            <w:drawing>
+              <wp:anchor distT="0" distB="0" distL="114300" distR="114300" simplePos="0" relativeHeight="251659264" behindDoc="0" locked="0" layoutInCell="1" allowOverlap="1" wp14:anchorId="65BA2F77" wp14:editId="6D1E8B84">
+                <wp:simplePos x="0" y="0"/>
+                <wp:positionH relativeFrom="margin">
+                  <wp:posOffset>38100</wp:posOffset>
+                </wp:positionH>
+                <wp:positionV relativeFrom="paragraph">
+                  <wp:posOffset>127635</wp:posOffset>
+                </wp:positionV>
+                <wp:extent cx="2194560" cy="342900"/>
+                <wp:effectExtent l="0" t="0" r="15240" b="19050"/>
+                <wp:wrapNone/>
+                <wp:docPr id="1746241073" name="Rectangle 3"/>
+                <wp:cNvGraphicFramePr/>
+                <a:graphic xmlns:a="http://schemas.openxmlformats.org/drawingml/2006/main">
+                  <a:graphicData uri="http://schemas.microsoft.com/office/word/2010/wordprocessingShape">
+                    <wps:wsp>
+                      <wps:cNvSpPr/>
+                      <wps:spPr>
+                        <a:xfrm>
+                          <a:off x="0" y="0"/>
+                          <a:ext cx="2194560" cy="342900"/>
                         </a:xfrm>
                         <a:prstGeom prst="rect">
                           <a:avLst/>
                         </a:prstGeom>
                         <a:noFill/>
                         <a:ln>
-                          <a:noFill/>
+                          <a:solidFill>
+                            <a:schemeClr val="tx1"/>
+                          </a:solidFill>
                         </a:ln>
-                        <a:extLst>
-                          <a:ext uri="{909E8E84-426E-40DD-AFC4-6F175D3DCCD1}">
-                            <a14:hiddenFill xmlns:a14="http://schemas.microsoft.com/office/drawing/2010/main">
-                              <a:solidFill>
-                                <a:srgbClr val="FFFFFF"/>
-                              </a:solidFill>
-                            </a14:hiddenFill>
-                          </a:ext>
-                          <a:ext uri="{91240B29-F687-4F45-9708-019B960494DF}">
-                            <a14:hiddenLine xmlns:a14="http://schemas.microsoft.com/office/drawing/2010/main" w="9525">
-                              <a:solidFill>
-                                <a:srgbClr val="000000"/>
-                              </a:solidFill>
-                              <a:miter lim="800000"/>
-                              <a:headEnd/>
-                              <a:tailEnd/>
-                            </a14:hiddenLine>
-                          </a:ext>
-                        </a:extLst>
                       </wps:spPr>
-                      <wps:bodyPr rot="0" vert="horz" wrap="square" lIns="91440" tIns="45720" rIns="91440" bIns="45720" anchor="t" anchorCtr="0" upright="1">
+                      <wps:style>
+                        <a:lnRef idx="2">
+                          <a:schemeClr val="accent6"/>
+                        </a:lnRef>
+                        <a:fillRef idx="1">
+                          <a:schemeClr val="lt1"/>
+                        </a:fillRef>
+                        <a:effectRef idx="0">
+                          <a:schemeClr val="accent6"/>
+                        </a:effectRef>
+                        <a:fontRef idx="minor">
+                          <a:schemeClr val="dk1"/>
+                        </a:fontRef>
+                      </wps:style>
+                      <wps:bodyPr rot="0" spcFirstLastPara="0" vertOverflow="overflow" horzOverflow="overflow" vert="horz" wrap="square" lIns="91440" tIns="45720" rIns="91440" bIns="45720" numCol="1" spcCol="0" rtlCol="0" fromWordArt="0" anchor="ctr" anchorCtr="0" forceAA="0" compatLnSpc="1">
+                        <a:prstTxWarp prst="textNoShape">
+                          <a:avLst/>
+                        </a:prstTxWarp>
                         <a:noAutofit/>
                       </wps:bodyPr>
                     </wps:wsp>
                   </a:graphicData>
                 </a:graphic>
-              </wp:inline>
+              </wp:anchor>
             </w:drawing>
           </mc:Choice>
           <mc:Fallback>
             <w:pict>
-              <v:rect w14:anchorId="4A388E06" id="Rectangle 2" o:spid="_x0000_s1026" style="width:24pt;height:24pt;visibility:visible;mso-wrap-style:square;mso-left-percent:-10001;mso-top-percent:-10001;mso-position-horizontal:absolute;mso-position-horizontal-relative:char;mso-position-vertical:absolute;mso-position-vertical-relative:line;mso-left-percent:-10001;mso-top-percent:-10001;v-text-anchor:top" o:gfxdata="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" filled="f" stroked="f">
-                <o:lock v:ext="edit" aspectratio="t"/>
-                <w10:anchorlock/>
+              <v:rect w14:anchorId="244BE3D4" id="Rectangle 3" o:spid="_x0000_s1026" style="position:absolute;margin-left:3pt;margin-top:10.05pt;width:172.8pt;height:27pt;z-index:251659264;visibility:visible;mso-wrap-style:square;mso-wrap-distance-left:9pt;mso-wrap-distance-top:0;mso-wrap-distance-right:9pt;mso-wrap-distance-bottom:0;mso-position-horizontal:absolute;mso-position-horizontal-relative:margin;mso-position-vertical:absolute;mso-position-vertical-relative:text;v-text-anchor:middle" o:gfxdata="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" filled="f" strokecolor="black [3213]" strokeweight="1pt">
+                <w10:wrap anchorx="margin"/>
               </v:rect>
             </w:pict>
           </mc:Fallback>
         </mc:AlternateContent>
       </w:r>
+      <w:r>
+        <w:rPr>
+          <w:noProof/>
+        </w:rPr>
+        <w:drawing>
+          <wp:anchor distT="0" distB="0" distL="114300" distR="114300" simplePos="0" relativeHeight="251658240" behindDoc="1" locked="0" layoutInCell="1" allowOverlap="1" wp14:anchorId="6121302C" wp14:editId="0EEA02A2">
+            <wp:simplePos x="0" y="0"/>
+            <wp:positionH relativeFrom="margin">
+              <wp:posOffset>83820</wp:posOffset>
+            </wp:positionH>
+            <wp:positionV relativeFrom="paragraph">
+              <wp:posOffset>219075</wp:posOffset>
+            </wp:positionV>
+            <wp:extent cx="175260" cy="175260"/>
+            <wp:effectExtent l="0" t="0" r="0" b="0"/>
+            <wp:wrapTight wrapText="bothSides">
+              <wp:wrapPolygon edited="0">
+                <wp:start x="0" y="0"/>
+                <wp:lineTo x="0" y="7043"/>
+                <wp:lineTo x="4696" y="18783"/>
+                <wp:lineTo x="7043" y="18783"/>
+                <wp:lineTo x="16435" y="18783"/>
+                <wp:lineTo x="18783" y="0"/>
+                <wp:lineTo x="0" y="0"/>
+              </wp:wrapPolygon>
+            </wp:wrapTight>
+            <wp:docPr id="944811563" name="Graphic 1" descr="Rupee"/>
+            <wp:cNvGraphicFramePr>
+              <a:graphicFrameLocks xmlns:a="http://schemas.openxmlformats.org/drawingml/2006/main" noChangeAspect="1"/>
+            </wp:cNvGraphicFramePr>
+            <a:graphic xmlns:a="http://schemas.openxmlformats.org/drawingml/2006/main">
+              <a:graphicData uri="http://schemas.openxmlformats.org/drawingml/2006/picture">
+                <pic:pic xmlns:pic="http://schemas.openxmlformats.org/drawingml/2006/picture">
+                  <pic:nvPicPr>
+                    <pic:cNvPr id="944811563" name="Graphic 944811563" descr="Rupee"/>
+                    <pic:cNvPicPr/>
+                  </pic:nvPicPr>
+                  <pic:blipFill>
+                    <a:blip r:embed="rId5">
+                      <a:extLst>
+                        <a:ext uri="{96DAC541-7B7A-43D3-8B79-37D633B846F1}">
+                          <asvg:svgBlip xmlns:asvg="http://schemas.microsoft.com/office/drawing/2016/SVG/main" r:embed="rId6"/>
+                        </a:ext>
+                      </a:extLst>
+                    </a:blip>
+                    <a:stretch>
+                      <a:fillRect/>
+                    </a:stretch>
+                  </pic:blipFill>
+                  <pic:spPr>
+                    <a:xfrm>
+                      <a:off x="0" y="0"/>
+                      <a:ext cx="175260" cy="175260"/>
+                    </a:xfrm>
+                    <a:prstGeom prst="rect">
+                      <a:avLst/>
+                    </a:prstGeom>
+                  </pic:spPr>
+                </pic:pic>
+              </a:graphicData>
+            </a:graphic>
+            <wp14:sizeRelH relativeFrom="margin">
+              <wp14:pctWidth>0</wp14:pctWidth>
+            </wp14:sizeRelH>
+            <wp14:sizeRelV relativeFrom="margin">
+              <wp14:pctHeight>0</wp14:pctHeight>
+            </wp14:sizeRelV>
+          </wp:anchor>
+        </w:drawing>
+      </w:r>
+      <w:r>
+        <w:tab/>
+      </w:r>
+      <w:r>
+        <w:tab/>
+      </w:r>
+      <w:r>
+        <w:tab/>
+      </w:r>
+      <w:r>
+        <w:tab/>
+      </w:r>
+      <w:r>
+        <w:tab/>
+      </w:r>
+      <w:r>
+        <w:tab/>
+      </w:r>
+      <w:r>
+        <w:tab/>
+      </w:r>
+      <w:r>
+        <w:tab/>
+      </w:r>
+      <w:r>
+        <w:tab/>
+      </w:r>
+      <w:r>
+        <w:tab/>
+      </w:r>
+      <w:r>
+        <w:tab/>
+      </w:r>
+      <w:r>
+        <w:rPr>
+          <w:rFonts w:ascii="Nirmala UI" w:hAnsi="Nirmala UI" w:cs="Nirmala UI" w:hint="cs"/>
+          <w:cs/>
+          <w:lang w:bidi="ml-IN"/>
+        </w:rPr>
+        <w:t>എന്ന്</w:t>
+      </w:r>
+      <w:r>
+        <w:rPr>
+          <w:rFonts w:ascii="Nirmala UI" w:hAnsi="Nirmala UI" w:cs="Nirmala UI"/>
+          <w:cs/>
+          <w:lang w:bidi="ml-IN"/>
+        </w:rPr>
+        <w:t xml:space="preserve"> </w:t>
+      </w:r>
+      <w:r>
+        <w:rPr>
+          <w:rFonts w:ascii="Nirmala UI" w:hAnsi="Nirmala UI" w:cs="Nirmala UI"/>
+          <w:cs/>
+          <w:lang w:bidi="ml-IN"/>
+        </w:rPr>
+        <w:tab/>
+      </w:r>
+      <w:r>
+        <w:rPr>
+          <w:rFonts w:ascii="Nirmala UI" w:hAnsi="Nirmala UI" w:cs="Nirmala UI"/>
+          <w:cs/>
+          <w:lang w:bidi="ml-IN"/>
+        </w:rPr>
+        <w:t>പ്രൊപ്രൈറ്റർ</w:t>
+      </w:r>
     </w:p>
     <w:p>
       <w:pPr>
-        <w:spacing w:after="0"/>
-      </w:pPr>
-      <w:r>
-        <w:t>install_windows_service.ps1 and choose </w:t>
-      </w:r>
-      <w:r>
-        <w:rPr>
-          <w:b/>
-          <w:bCs/>
-        </w:rPr>
-        <w:t>"Run with PowerShell"</w:t>
-      </w:r>
-      <w:r>
+        <w:rPr>
+          <w:sz w:val="28"/>
+          <w:szCs w:val="28"/>
+        </w:rPr>
+      </w:pPr>
+      <w:r>
+        <w:rPr>
+          <w:rFonts w:ascii="Nirmala UI" w:hAnsi="Nirmala UI" w:cs="Nirmala UI"/>
+          <w:cs/>
+          <w:lang w:bidi="ml-IN"/>
+        </w:rPr>
+        <w:tab/>
+      </w:r>
+      <w:r>
+        <w:rPr>
+          <w:rFonts w:ascii="Nirmala UI" w:hAnsi="Nirmala UI" w:cs="Nirmala UI"/>
+          <w:cs/>
+          <w:lang w:bidi="ml-IN"/>
+        </w:rPr>
+        <w:tab/>
+      </w:r>
+      <w:r>
+        <w:rPr>
+          <w:rFonts w:ascii="Nirmala UI" w:hAnsi="Nirmala UI" w:cs="Nirmala UI"/>
+          <w:cs/>
+          <w:lang w:bidi="ml-IN"/>
+        </w:rPr>
+        <w:tab/>
+      </w:r>
+      <w:r>
+        <w:rPr>
+          <w:rFonts w:ascii="Nirmala UI" w:hAnsi="Nirmala UI" w:cs="Nirmala UI"/>
+          <w:cs/>
+          <w:lang w:bidi="ml-IN"/>
+        </w:rPr>
+        <w:tab/>
+      </w:r>
+      <w:r>
+        <w:rPr>
+          <w:rFonts w:ascii="Nirmala UI" w:hAnsi="Nirmala UI" w:cs="Nirmala UI"/>
+          <w:cs/>
+          <w:lang w:bidi="ml-IN"/>
+        </w:rPr>
+        <w:tab/>
+      </w:r>
+      <w:r>
+        <w:rPr>
+          <w:rFonts w:ascii="Nirmala UI" w:hAnsi="Nirmala UI" w:cs="Nirmala UI"/>
+          <w:cs/>
+          <w:lang w:bidi="ml-IN"/>
+        </w:rPr>
+        <w:tab/>
+      </w:r>
+      <w:r>
+        <w:rPr>
+          <w:rFonts w:ascii="Nirmala UI" w:hAnsi="Nirmala UI" w:cs="Nirmala UI"/>
+          <w:cs/>
+          <w:lang w:bidi="ml-IN"/>
+        </w:rPr>
+        <w:tab/>
+      </w:r>
+      <w:r>
+        <w:rPr>
+          <w:rFonts w:ascii="Nirmala UI" w:hAnsi="Nirmala UI" w:cs="Nirmala UI"/>
+          <w:cs/>
+          <w:lang w:bidi="ml-IN"/>
+        </w:rPr>
+        <w:tab/>
+      </w:r>
+      <w:r>
+        <w:rPr>
+          <w:rFonts w:ascii="Nirmala UI" w:hAnsi="Nirmala UI" w:cs="Nirmala UI"/>
+          <w:cs/>
+          <w:lang w:bidi="ml-IN"/>
+        </w:rPr>
+        <w:tab/>
+      </w:r>
+      <w:r>
+        <w:rPr>
+          <w:rFonts w:ascii="Nirmala UI" w:hAnsi="Nirmala UI" w:cs="Nirmala UI"/>
+          <w:cs/>
+          <w:lang w:bidi="ml-IN"/>
+        </w:rPr>
+        <w:tab/>
+      </w:r>
+      <w:r>
+        <w:rPr>
+          <w:rFonts w:ascii="Nirmala UI" w:hAnsi="Nirmala UI" w:cs="Nirmala UI"/>
+          <w:cs/>
+          <w:lang w:bidi="ml-IN"/>
+        </w:rPr>
+        <w:tab/>
+      </w:r>
+      <w:r>
+        <w:rPr>
+          <w:rFonts w:ascii="Nirmala UI" w:hAnsi="Nirmala UI" w:cs="Nirmala UI"/>
+          <w:sz w:val="28"/>
+          <w:szCs w:val="28"/>
+          <w:cs/>
+          <w:lang w:bidi="ml-IN"/>
+        </w:rPr>
+        <w:t xml:space="preserve">      KR STORE</w:t>
+      </w:r>
+    </w:p>
+    <w:p/>
+    <w:p/>
+    <w:p>
+      <w:r>
+        <w:rPr>
+          <w:rFonts w:ascii="Nirmala UI" w:hAnsi="Nirmala UI" w:cs="Nirmala UI" w:hint="cs"/>
+          <w:noProof/>
+          <w:lang w:val="ml-IN" w:bidi="ml-IN"/>
+        </w:rPr>
+        <mc:AlternateContent>
+          <mc:Choice Requires="wps">
+            <w:drawing>
+              <wp:anchor distT="0" distB="0" distL="114300" distR="114300" simplePos="0" relativeHeight="251664384" behindDoc="0" locked="0" layoutInCell="1" allowOverlap="1" wp14:anchorId="241A1FAD" wp14:editId="193DF562">
+                <wp:simplePos x="0" y="0"/>
+                <wp:positionH relativeFrom="column">
+                  <wp:posOffset>-281940</wp:posOffset>
+                </wp:positionH>
+                <wp:positionV relativeFrom="paragraph">
+                  <wp:posOffset>-274320</wp:posOffset>
+                </wp:positionV>
+                <wp:extent cx="7193280" cy="2011680"/>
+                <wp:effectExtent l="0" t="0" r="26670" b="26670"/>
+                <wp:wrapNone/>
+                <wp:docPr id="985857440" name="Rectangle 4"/>
+                <wp:cNvGraphicFramePr/>
+                <a:graphic xmlns:a="http://schemas.openxmlformats.org/drawingml/2006/main">
+                  <a:graphicData uri="http://schemas.microsoft.com/office/word/2010/wordprocessingShape">
+                    <wps:wsp>
+                      <wps:cNvSpPr/>
+                      <wps:spPr>
+                        <a:xfrm>
+                          <a:off x="0" y="0"/>
+                          <a:ext cx="7193280" cy="2011680"/>
+                        </a:xfrm>
+                        <a:prstGeom prst="rect">
+                          <a:avLst/>
+                        </a:prstGeom>
+                        <a:noFill/>
+                      </wps:spPr>
+                      <wps:style>
+                        <a:lnRef idx="2">
+                          <a:schemeClr val="accent1">
+                            <a:shade val="15000"/>
+                          </a:schemeClr>
+                        </a:lnRef>
+                        <a:fillRef idx="1">
+                          <a:schemeClr val="accent1"/>
+                        </a:fillRef>
+                        <a:effectRef idx="0">
+                          <a:schemeClr val="accent1"/>
+                        </a:effectRef>
+                        <a:fontRef idx="minor">
+                          <a:schemeClr val="lt1"/>
+                        </a:fontRef>
+                      </wps:style>
+                      <wps:bodyPr rot="0" spcFirstLastPara="0" vertOverflow="overflow" horzOverflow="overflow" vert="horz" wrap="square" lIns="91440" tIns="45720" rIns="91440" bIns="45720" numCol="1" spcCol="0" rtlCol="0" fromWordArt="0" anchor="ctr" anchorCtr="0" forceAA="0" compatLnSpc="1">
+                        <a:prstTxWarp prst="textNoShape">
+                          <a:avLst/>
+                        </a:prstTxWarp>
+                        <a:noAutofit/>
+                      </wps:bodyPr>
+                    </wps:wsp>
+                  </a:graphicData>
+                </a:graphic>
+              </wp:anchor>
+            </w:drawing>
+          </mc:Choice>
+          <mc:Fallback>
+            <w:pict>
+              <v:rect w14:anchorId="6C7AF9AE" id="Rectangle 4" o:spid="_x0000_s1026" style="position:absolute;margin-left:-22.2pt;margin-top:-21.6pt;width:566.4pt;height:158.4pt;z-index:251664384;visibility:visible;mso-wrap-style:square;mso-wrap-distance-left:9pt;mso-wrap-distance-top:0;mso-wrap-distance-right:9pt;mso-wrap-distance-bottom:0;mso-position-horizontal:absolute;mso-position-horizontal-relative:text;mso-position-vertical:absolute;mso-position-vertical-relative:text;v-text-anchor:middle" o:gfxdata="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" filled="f" strokecolor="#09101d [484]" strokeweight="1pt"/>
+            </w:pict>
+          </mc:Fallback>
+        </mc:AlternateContent>
+      </w:r>
+      <w:r>
+        <w:rPr>
+          <w:rFonts w:ascii="Nirmala UI" w:hAnsi="Nirmala UI" w:cs="Nirmala UI" w:hint="cs"/>
+          <w:cs/>
+          <w:lang w:bidi="ml-IN"/>
+        </w:rPr>
+        <w:t>ഈ</w:t>
+      </w:r>
+      <w:r>
+        <w:rPr>
+          <w:cs/>
+          <w:lang w:bidi="ml-IN"/>
+        </w:rPr>
+        <w:t xml:space="preserve"> </w:t>
+      </w:r>
+      <w:r>
+        <w:rPr>
+          <w:rFonts w:ascii="Nirmala UI" w:hAnsi="Nirmala UI" w:cs="Nirmala UI" w:hint="cs"/>
+          <w:cs/>
+          <w:lang w:bidi="ml-IN"/>
+        </w:rPr>
+        <w:t>വരുന്ന</w:t>
+      </w:r>
+      <w:r>
+        <w:rPr>
+          <w:cs/>
+          <w:lang w:bidi="ml-IN"/>
+        </w:rPr>
+        <w:t xml:space="preserve"> </w:t>
+      </w:r>
+      <w:r>
+        <w:rPr>
+          <w:rFonts w:ascii="Nirmala UI" w:hAnsi="Nirmala UI" w:cs="Nirmala UI" w:hint="cs"/>
+          <w:cs/>
+          <w:lang w:bidi="ml-IN"/>
+        </w:rPr>
+        <w:t>ഒക്ടോബർ</w:t>
+      </w:r>
+      <w:r>
+        <w:rPr>
+          <w:cs/>
+          <w:lang w:bidi="ml-IN"/>
+        </w:rPr>
+        <w:t xml:space="preserve"> </w:t>
+      </w:r>
+      <w:r>
+        <w:t>_________________</w:t>
+      </w:r>
+      <w:r>
+        <w:rPr>
+          <w:rFonts w:ascii="Nirmala UI" w:hAnsi="Nirmala UI" w:cs="Nirmala UI" w:hint="cs"/>
+          <w:cs/>
+          <w:lang w:bidi="ml-IN"/>
+        </w:rPr>
+        <w:t>ഞങ്ങളുടെ</w:t>
+      </w:r>
+      <w:r>
+        <w:rPr>
+          <w:cs/>
+          <w:lang w:bidi="ml-IN"/>
+        </w:rPr>
+        <w:t xml:space="preserve"> </w:t>
+      </w:r>
+      <w:r>
+        <w:rPr>
+          <w:rFonts w:ascii="Nirmala UI" w:hAnsi="Nirmala UI" w:cs="Nirmala UI" w:hint="cs"/>
+          <w:cs/>
+          <w:lang w:bidi="ml-IN"/>
+        </w:rPr>
+        <w:t>ദീപാവലി</w:t>
+      </w:r>
+      <w:r>
+        <w:rPr>
+          <w:cs/>
+          <w:lang w:bidi="ml-IN"/>
+        </w:rPr>
+        <w:t xml:space="preserve"> </w:t>
+      </w:r>
+      <w:r>
+        <w:rPr>
+          <w:rFonts w:ascii="Nirmala UI" w:hAnsi="Nirmala UI" w:cs="Nirmala UI"/>
+          <w:cs/>
+          <w:lang w:bidi="ml-IN"/>
+        </w:rPr>
+        <w:t xml:space="preserve">കുറ്റിപ്പിരിവ് </w:t>
+      </w:r>
+      <w:r>
+        <w:rPr>
+          <w:cs/>
+          <w:lang w:bidi="ml-IN"/>
+        </w:rPr>
+        <w:t xml:space="preserve"> </w:t>
+      </w:r>
+      <w:r>
+        <w:rPr>
+          <w:rFonts w:ascii="Nirmala UI" w:hAnsi="Nirmala UI" w:cs="Nirmala UI" w:hint="cs"/>
+          <w:cs/>
+          <w:lang w:bidi="ml-IN"/>
+        </w:rPr>
+        <w:t>ആയതിനാൽ</w:t>
+      </w:r>
+      <w:r>
+        <w:rPr>
+          <w:cs/>
+          <w:lang w:bidi="ml-IN"/>
+        </w:rPr>
+        <w:t xml:space="preserve"> </w:t>
+      </w:r>
+      <w:r>
+        <w:rPr>
+          <w:rFonts w:ascii="Nirmala UI" w:hAnsi="Nirmala UI" w:cs="Nirmala UI"/>
+          <w:cs/>
+          <w:lang w:bidi="ml-IN"/>
+        </w:rPr>
+        <w:t xml:space="preserve">താങ്കൾ </w:t>
+      </w:r>
+      <w:r>
+        <w:rPr>
+          <w:cs/>
+          <w:lang w:bidi="ml-IN"/>
+        </w:rPr>
+        <w:t xml:space="preserve"> </w:t>
+      </w:r>
+      <w:r>
+        <w:rPr>
+          <w:rFonts w:ascii="Nirmala UI" w:hAnsi="Nirmala UI" w:cs="Nirmala UI" w:hint="cs"/>
+          <w:cs/>
+          <w:lang w:bidi="ml-IN"/>
+        </w:rPr>
+        <w:t>തരുവാനുള്ള</w:t>
+      </w:r>
+      <w:r>
+        <w:rPr>
+          <w:cs/>
+          <w:lang w:bidi="ml-IN"/>
+        </w:rPr>
+        <w:t xml:space="preserve"> </w:t>
+      </w:r>
+      <w:r>
+        <w:rPr>
+          <w:rFonts w:ascii="Nirmala UI" w:hAnsi="Nirmala UI" w:cs="Nirmala UI"/>
+          <w:cs/>
+          <w:lang w:bidi="ml-IN"/>
+        </w:rPr>
+        <w:t xml:space="preserve">മുഴുവൻ </w:t>
+      </w:r>
+      <w:r>
+        <w:rPr>
+          <w:cs/>
+          <w:lang w:bidi="ml-IN"/>
+        </w:rPr>
+        <w:t xml:space="preserve"> </w:t>
+      </w:r>
+      <w:r>
+        <w:rPr>
+          <w:rFonts w:ascii="Nirmala UI" w:hAnsi="Nirmala UI" w:cs="Nirmala UI" w:hint="cs"/>
+          <w:cs/>
+          <w:lang w:bidi="ml-IN"/>
+        </w:rPr>
+        <w:t>സംഖ്യയും</w:t>
+      </w:r>
+      <w:r>
+        <w:rPr>
+          <w:cs/>
+          <w:lang w:bidi="ml-IN"/>
+        </w:rPr>
+        <w:t xml:space="preserve"> </w:t>
+      </w:r>
+      <w:r>
+        <w:rPr>
+          <w:rFonts w:ascii="Nirmala UI" w:hAnsi="Nirmala UI" w:cs="Nirmala UI" w:hint="cs"/>
+          <w:cs/>
+          <w:lang w:bidi="ml-IN"/>
+        </w:rPr>
+        <w:t>അന്നോ</w:t>
+      </w:r>
+      <w:r>
+        <w:rPr>
+          <w:cs/>
+          <w:lang w:bidi="ml-IN"/>
+        </w:rPr>
+        <w:t xml:space="preserve"> </w:t>
+      </w:r>
+      <w:r>
+        <w:rPr>
+          <w:rFonts w:ascii="Nirmala UI" w:hAnsi="Nirmala UI" w:cs="Nirmala UI" w:hint="cs"/>
+          <w:cs/>
+          <w:lang w:bidi="ml-IN"/>
+        </w:rPr>
+        <w:t>അതിന്</w:t>
+      </w:r>
+      <w:r>
+        <w:rPr>
+          <w:cs/>
+          <w:lang w:bidi="ml-IN"/>
+        </w:rPr>
+        <w:t xml:space="preserve"> </w:t>
+      </w:r>
+      <w:r>
+        <w:rPr>
+          <w:rFonts w:ascii="Nirmala UI" w:hAnsi="Nirmala UI" w:cs="Nirmala UI"/>
+          <w:cs/>
+          <w:lang w:bidi="ml-IN"/>
+        </w:rPr>
+        <w:t xml:space="preserve">മുമ്പോ </w:t>
+      </w:r>
+      <w:r>
+        <w:rPr>
+          <w:cs/>
+          <w:lang w:bidi="ml-IN"/>
+        </w:rPr>
+        <w:t xml:space="preserve"> </w:t>
+      </w:r>
+      <w:r>
+        <w:rPr>
+          <w:rFonts w:ascii="Nirmala UI" w:hAnsi="Nirmala UI" w:cs="Nirmala UI" w:hint="cs"/>
+          <w:cs/>
+          <w:lang w:bidi="ml-IN"/>
+        </w:rPr>
+        <w:t>തീർത്ത്</w:t>
+      </w:r>
+      <w:r>
+        <w:rPr>
+          <w:cs/>
+          <w:lang w:bidi="ml-IN"/>
+        </w:rPr>
+        <w:t xml:space="preserve"> </w:t>
+      </w:r>
+      <w:r>
+        <w:rPr>
+          <w:rFonts w:ascii="Nirmala UI" w:hAnsi="Nirmala UI" w:cs="Nirmala UI" w:hint="cs"/>
+          <w:cs/>
+          <w:lang w:bidi="ml-IN"/>
+        </w:rPr>
+        <w:t>തരണമെന്ന്</w:t>
+      </w:r>
+      <w:r>
+        <w:rPr>
+          <w:cs/>
+          <w:lang w:bidi="ml-IN"/>
+        </w:rPr>
+        <w:t xml:space="preserve"> </w:t>
+      </w:r>
+      <w:r>
+        <w:rPr>
+          <w:rFonts w:ascii="Nirmala UI" w:hAnsi="Nirmala UI" w:cs="Nirmala UI" w:hint="cs"/>
+          <w:cs/>
+          <w:lang w:bidi="ml-IN"/>
+        </w:rPr>
+        <w:t>വിനീതമായി</w:t>
+      </w:r>
+      <w:r>
+        <w:rPr>
+          <w:cs/>
+          <w:lang w:bidi="ml-IN"/>
+        </w:rPr>
+        <w:t xml:space="preserve"> </w:t>
+      </w:r>
+      <w:r>
+        <w:rPr>
+          <w:rFonts w:ascii="Nirmala UI" w:hAnsi="Nirmala UI" w:cs="Nirmala UI" w:hint="cs"/>
+          <w:cs/>
+          <w:lang w:bidi="ml-IN"/>
+        </w:rPr>
+        <w:t>അപേക്ഷിക്കുന്നു</w:t>
+      </w:r>
+      <w:r>
+        <w:rPr>
+          <w:cs/>
+          <w:lang w:bidi="ml-IN"/>
+        </w:rPr>
         <w:t>.</w:t>
       </w:r>
     </w:p>
     <w:p>
       <w:pPr>
-        <w:numPr>
-          <w:ilvl w:val="0"/>
-          <w:numId w:val="4"/>
-        </w:numPr>
-        <w:spacing w:after="0"/>
-      </w:pPr>
-      <w:r>
-        <w:t xml:space="preserve">This registers the </w:t>
-      </w:r>
-      <w:proofErr w:type="spellStart"/>
-      <w:r>
-        <w:t>FastAPI</w:t>
-      </w:r>
-      <w:proofErr w:type="spellEnd"/>
-      <w:r>
-        <w:t xml:space="preserve"> backend as an official Windows Background Service so it starts automatically every time the PC powers on.</w:t>
+        <w:rPr>
+          <w:cs/>
+          <w:lang w:bidi="ml-IN"/>
+        </w:rPr>
+      </w:pPr>
+      <w:r>
+        <w:rPr>
+          <w:rFonts w:ascii="Nirmala UI" w:hAnsi="Nirmala UI" w:cs="Nirmala UI" w:hint="cs"/>
+          <w:cs/>
+          <w:lang w:bidi="ml-IN"/>
+        </w:rPr>
+        <w:t>തുടർന്നും</w:t>
+      </w:r>
+      <w:r>
+        <w:rPr>
+          <w:cs/>
+          <w:lang w:bidi="ml-IN"/>
+        </w:rPr>
+        <w:t xml:space="preserve"> </w:t>
+      </w:r>
+      <w:r>
+        <w:rPr>
+          <w:rFonts w:ascii="Nirmala UI" w:hAnsi="Nirmala UI" w:cs="Nirmala UI" w:hint="cs"/>
+          <w:cs/>
+          <w:lang w:bidi="ml-IN"/>
+        </w:rPr>
+        <w:t>താങ്കളുടെ</w:t>
+      </w:r>
+      <w:r>
+        <w:rPr>
+          <w:cs/>
+          <w:lang w:bidi="ml-IN"/>
+        </w:rPr>
+        <w:t xml:space="preserve"> </w:t>
+      </w:r>
+      <w:r>
+        <w:rPr>
+          <w:rFonts w:ascii="Nirmala UI" w:hAnsi="Nirmala UI" w:cs="Nirmala UI" w:hint="cs"/>
+          <w:cs/>
+          <w:lang w:bidi="ml-IN"/>
+        </w:rPr>
+        <w:t>സഹകരണം</w:t>
+      </w:r>
+      <w:r>
+        <w:rPr>
+          <w:cs/>
+          <w:lang w:bidi="ml-IN"/>
+        </w:rPr>
+        <w:t xml:space="preserve"> </w:t>
+      </w:r>
+      <w:r>
+        <w:rPr>
+          <w:rFonts w:ascii="Nirmala UI" w:hAnsi="Nirmala UI" w:cs="Nirmala UI" w:hint="cs"/>
+          <w:cs/>
+          <w:lang w:bidi="ml-IN"/>
+        </w:rPr>
+        <w:t>പ്രതീക്ഷിക്കുന്നു</w:t>
+      </w:r>
+      <w:r>
+        <w:rPr>
+          <w:cs/>
+          <w:lang w:bidi="ml-IN"/>
+        </w:rPr>
+        <w:t>.</w:t>
       </w:r>
     </w:p>
     <w:p>
       <w:pPr>
-        <w:spacing w:after="0"/>
-      </w:pPr>
-      <w:r>
-        <w:pict w14:anchorId="2010D917">
-          <v:rect id="_x0000_i1058" style="width:416.55pt;height:.75pt" o:hrpct="0" o:hralign="center" o:hrstd="t" o:hr="t" fillcolor="#a0a0a0" stroked="f"/>
-        </w:pict>
+        <w:rPr>
+          <w:rFonts w:ascii="Nirmala UI" w:hAnsi="Nirmala UI" w:cs="Nirmala UI"/>
+          <w:cs/>
+          <w:lang w:bidi="ml-IN"/>
+        </w:rPr>
+      </w:pPr>
+      <w:r>
+        <w:rPr>
+          <w:noProof/>
+        </w:rPr>
+        <mc:AlternateContent>
+          <mc:Choice Requires="wps">
+            <w:drawing>
+              <wp:anchor distT="0" distB="0" distL="114300" distR="114300" simplePos="0" relativeHeight="251663360" behindDoc="0" locked="0" layoutInCell="1" allowOverlap="1" wp14:anchorId="78FB79A7" wp14:editId="6276FFB1">
+                <wp:simplePos x="0" y="0"/>
+                <wp:positionH relativeFrom="margin">
+                  <wp:posOffset>38100</wp:posOffset>
+                </wp:positionH>
+                <wp:positionV relativeFrom="paragraph">
+                  <wp:posOffset>127635</wp:posOffset>
+                </wp:positionV>
+                <wp:extent cx="2194560" cy="342900"/>
+                <wp:effectExtent l="0" t="0" r="15240" b="19050"/>
+                <wp:wrapNone/>
+                <wp:docPr id="1286923708" name="Rectangle 3"/>
+                <wp:cNvGraphicFramePr/>
+                <a:graphic xmlns:a="http://schemas.openxmlformats.org/drawingml/2006/main">
+                  <a:graphicData uri="http://schemas.microsoft.com/office/word/2010/wordprocessingShape">
+                    <wps:wsp>
+                      <wps:cNvSpPr/>
+                      <wps:spPr>
+                        <a:xfrm>
+                          <a:off x="0" y="0"/>
+                          <a:ext cx="2194560" cy="342900"/>
+                        </a:xfrm>
+                        <a:prstGeom prst="rect">
+                          <a:avLst/>
+                        </a:prstGeom>
+                        <a:noFill/>
+                        <a:ln>
+                          <a:solidFill>
+                            <a:schemeClr val="tx1"/>
+                          </a:solidFill>
+                        </a:ln>
+                      </wps:spPr>
+                      <wps:style>
+                        <a:lnRef idx="2">
+                          <a:schemeClr val="accent6"/>
+                        </a:lnRef>
+                        <a:fillRef idx="1">
+                          <a:schemeClr val="lt1"/>
+                        </a:fillRef>
+                        <a:effectRef idx="0">
+                          <a:schemeClr val="accent6"/>
+                        </a:effectRef>
+                        <a:fontRef idx="minor">
+                          <a:schemeClr val="dk1"/>
+                        </a:fontRef>
+                      </wps:style>
+                      <wps:bodyPr rot="0" spcFirstLastPara="0" vertOverflow="overflow" horzOverflow="overflow" vert="horz" wrap="square" lIns="91440" tIns="45720" rIns="91440" bIns="45720" numCol="1" spcCol="0" rtlCol="0" fromWordArt="0" anchor="ctr" anchorCtr="0" forceAA="0" compatLnSpc="1">
+                        <a:prstTxWarp prst="textNoShape">
+                          <a:avLst/>
+                        </a:prstTxWarp>
+                        <a:noAutofit/>
+                      </wps:bodyPr>
+                    </wps:wsp>
+                  </a:graphicData>
+                </a:graphic>
+              </wp:anchor>
+            </w:drawing>
+          </mc:Choice>
+          <mc:Fallback>
+            <w:pict>
+              <v:rect w14:anchorId="0A236C74" id="Rectangle 3" o:spid="_x0000_s1026" style="position:absolute;margin-left:3pt;margin-top:10.05pt;width:172.8pt;height:27pt;z-index:251663360;visibility:visible;mso-wrap-style:square;mso-wrap-distance-left:9pt;mso-wrap-distance-top:0;mso-wrap-distance-right:9pt;mso-wrap-distance-bottom:0;mso-position-horizontal:absolute;mso-position-horizontal-relative:margin;mso-position-vertical:absolute;mso-position-vertical-relative:text;v-text-anchor:middle" o:gfxdata="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" filled="f" strokecolor="black [3213]" strokeweight="1pt">
+                <w10:wrap anchorx="margin"/>
+              </v:rect>
+            </w:pict>
+          </mc:Fallback>
+        </mc:AlternateContent>
+      </w:r>
+      <w:r>
+        <w:rPr>
+          <w:noProof/>
+        </w:rPr>
+        <w:drawing>
+          <wp:anchor distT="0" distB="0" distL="114300" distR="114300" simplePos="0" relativeHeight="251662336" behindDoc="1" locked="0" layoutInCell="1" allowOverlap="1" wp14:anchorId="0A3C053E" wp14:editId="3BA1CA21">
+            <wp:simplePos x="0" y="0"/>
+            <wp:positionH relativeFrom="margin">
+              <wp:posOffset>83820</wp:posOffset>
+            </wp:positionH>
+            <wp:positionV relativeFrom="paragraph">
+              <wp:posOffset>219075</wp:posOffset>
+            </wp:positionV>
+            <wp:extent cx="175260" cy="175260"/>
+            <wp:effectExtent l="0" t="0" r="0" b="0"/>
+            <wp:wrapTight wrapText="bothSides">
+              <wp:wrapPolygon edited="0">
+                <wp:start x="0" y="0"/>
+                <wp:lineTo x="0" y="7043"/>
+                <wp:lineTo x="4696" y="18783"/>
+                <wp:lineTo x="7043" y="18783"/>
+                <wp:lineTo x="16435" y="18783"/>
+                <wp:lineTo x="18783" y="0"/>
+                <wp:lineTo x="0" y="0"/>
+              </wp:wrapPolygon>
+            </wp:wrapTight>
+            <wp:docPr id="964803829" name="Graphic 1" descr="Rupee"/>
+            <wp:cNvGraphicFramePr>
+              <a:graphicFrameLocks xmlns:a="http://schemas.openxmlformats.org/drawingml/2006/main" noChangeAspect="1"/>
+            </wp:cNvGraphicFramePr>
+            <a:graphic xmlns:a="http://schemas.openxmlformats.org/drawingml/2006/main">
+              <a:graphicData uri="http://schemas.openxmlformats.org/drawingml/2006/picture">
+                <pic:pic xmlns:pic="http://schemas.openxmlformats.org/drawingml/2006/picture">
+                  <pic:nvPicPr>
+                    <pic:cNvPr id="944811563" name="Graphic 944811563" descr="Rupee"/>
+                    <pic:cNvPicPr/>
+                  </pic:nvPicPr>
+                  <pic:blipFill>
+                    <a:blip r:embed="rId5">
+                      <a:extLst>
+                        <a:ext uri="{96DAC541-7B7A-43D3-8B79-37D633B846F1}">
+                          <asvg:svgBlip xmlns:asvg="http://schemas.microsoft.com/office/drawing/2016/SVG/main" r:embed="rId6"/>
+                        </a:ext>
+                      </a:extLst>
+                    </a:blip>
+                    <a:stretch>
+                      <a:fillRect/>
+                    </a:stretch>
+                  </pic:blipFill>
+                  <pic:spPr>
+                    <a:xfrm>
+                      <a:off x="0" y="0"/>
+                      <a:ext cx="175260" cy="175260"/>
+                    </a:xfrm>
+                    <a:prstGeom prst="rect">
+                      <a:avLst/>
+                    </a:prstGeom>
+                  </pic:spPr>
+                </pic:pic>
+              </a:graphicData>
+            </a:graphic>
+            <wp14:sizeRelH relativeFrom="margin">
+              <wp14:pctWidth>0</wp14:pctWidth>
+            </wp14:sizeRelH>
+            <wp14:sizeRelV relativeFrom="margin">
+              <wp14:pctHeight>0</wp14:pctHeight>
+            </wp14:sizeRelV>
+          </wp:anchor>
+        </w:drawing>
+      </w:r>
+      <w:r>
+        <w:tab/>
+      </w:r>
+      <w:r>
+        <w:tab/>
+      </w:r>
+      <w:r>
+        <w:tab/>
+      </w:r>
+      <w:r>
+        <w:tab/>
+      </w:r>
+      <w:r>
+        <w:tab/>
+      </w:r>
+      <w:r>
+        <w:tab/>
+      </w:r>
+      <w:r>
+        <w:tab/>
+      </w:r>
+      <w:r>
+        <w:tab/>
+      </w:r>
+      <w:r>
+        <w:tab/>
+      </w:r>
+      <w:r>
+        <w:tab/>
+      </w:r>
+      <w:r>
+        <w:tab/>
+      </w:r>
+      <w:r>
+        <w:rPr>
+          <w:rFonts w:ascii="Nirmala UI" w:hAnsi="Nirmala UI" w:cs="Nirmala UI" w:hint="cs"/>
+          <w:cs/>
+          <w:lang w:bidi="ml-IN"/>
+        </w:rPr>
+        <w:t>എന്ന്</w:t>
+      </w:r>
+      <w:r>
+        <w:rPr>
+          <w:rFonts w:ascii="Nirmala UI" w:hAnsi="Nirmala UI" w:cs="Nirmala UI"/>
+          <w:cs/>
+          <w:lang w:bidi="ml-IN"/>
+        </w:rPr>
+        <w:t xml:space="preserve"> </w:t>
+      </w:r>
+      <w:r>
+        <w:rPr>
+          <w:rFonts w:ascii="Nirmala UI" w:hAnsi="Nirmala UI" w:cs="Nirmala UI"/>
+          <w:cs/>
+          <w:lang w:bidi="ml-IN"/>
+        </w:rPr>
+        <w:tab/>
+      </w:r>
+      <w:r>
+        <w:rPr>
+          <w:rFonts w:ascii="Nirmala UI" w:hAnsi="Nirmala UI" w:cs="Nirmala UI"/>
+          <w:cs/>
+          <w:lang w:bidi="ml-IN"/>
+        </w:rPr>
+        <w:t>പ്രൊപ്രൈറ്റർ</w:t>
       </w:r>
     </w:p>
     <w:p>
       <w:pPr>
-        <w:spacing w:after="0"/>
-      </w:pPr>
-      <w:r>
-        <w:t>TIP</w:t>
+        <w:rPr>
+          <w:sz w:val="28"/>
+          <w:szCs w:val="28"/>
+        </w:rPr>
+      </w:pPr>
+      <w:r>
+        <w:rPr>
+          <w:rFonts w:ascii="Nirmala UI" w:hAnsi="Nirmala UI" w:cs="Nirmala UI"/>
+          <w:cs/>
+          <w:lang w:bidi="ml-IN"/>
+        </w:rPr>
+        <w:tab/>
+      </w:r>
+      <w:r>
+        <w:rPr>
+          <w:rFonts w:ascii="Nirmala UI" w:hAnsi="Nirmala UI" w:cs="Nirmala UI"/>
+          <w:cs/>
+          <w:lang w:bidi="ml-IN"/>
+        </w:rPr>
+        <w:tab/>
+      </w:r>
+      <w:r>
+        <w:rPr>
+          <w:rFonts w:ascii="Nirmala UI" w:hAnsi="Nirmala UI" w:cs="Nirmala UI"/>
+          <w:cs/>
+          <w:lang w:bidi="ml-IN"/>
+        </w:rPr>
+        <w:tab/>
+      </w:r>
+      <w:r>
+        <w:rPr>
+          <w:rFonts w:ascii="Nirmala UI" w:hAnsi="Nirmala UI" w:cs="Nirmala UI"/>
+          <w:cs/>
+          <w:lang w:bidi="ml-IN"/>
+        </w:rPr>
+        <w:tab/>
+      </w:r>
+      <w:r>
+        <w:rPr>
+          <w:rFonts w:ascii="Nirmala UI" w:hAnsi="Nirmala UI" w:cs="Nirmala UI"/>
+          <w:cs/>
+          <w:lang w:bidi="ml-IN"/>
+        </w:rPr>
+        <w:tab/>
+      </w:r>
+      <w:r>
+        <w:rPr>
+          <w:rFonts w:ascii="Nirmala UI" w:hAnsi="Nirmala UI" w:cs="Nirmala UI"/>
+          <w:cs/>
+          <w:lang w:bidi="ml-IN"/>
+        </w:rPr>
+        <w:tab/>
+      </w:r>
+      <w:r>
+        <w:rPr>
+          <w:rFonts w:ascii="Nirmala UI" w:hAnsi="Nirmala UI" w:cs="Nirmala UI"/>
+          <w:cs/>
+          <w:lang w:bidi="ml-IN"/>
+        </w:rPr>
+        <w:tab/>
+      </w:r>
+      <w:r>
+        <w:rPr>
+          <w:rFonts w:ascii="Nirmala UI" w:hAnsi="Nirmala UI" w:cs="Nirmala UI"/>
+          <w:cs/>
+          <w:lang w:bidi="ml-IN"/>
+        </w:rPr>
+        <w:tab/>
+      </w:r>
+      <w:r>
+        <w:rPr>
+          <w:rFonts w:ascii="Nirmala UI" w:hAnsi="Nirmala UI" w:cs="Nirmala UI"/>
+          <w:cs/>
+          <w:lang w:bidi="ml-IN"/>
+        </w:rPr>
+        <w:tab/>
+      </w:r>
+      <w:r>
+        <w:rPr>
+          <w:rFonts w:ascii="Nirmala UI" w:hAnsi="Nirmala UI" w:cs="Nirmala UI"/>
+          <w:cs/>
+          <w:lang w:bidi="ml-IN"/>
+        </w:rPr>
+        <w:tab/>
+      </w:r>
+      <w:r>
+        <w:rPr>
+          <w:rFonts w:ascii="Nirmala UI" w:hAnsi="Nirmala UI" w:cs="Nirmala UI"/>
+          <w:cs/>
+          <w:lang w:bidi="ml-IN"/>
+        </w:rPr>
+        <w:tab/>
+      </w:r>
+      <w:r>
+        <w:rPr>
+          <w:rFonts w:ascii="Nirmala UI" w:hAnsi="Nirmala UI" w:cs="Nirmala UI"/>
+          <w:sz w:val="28"/>
+          <w:szCs w:val="28"/>
+          <w:cs/>
+          <w:lang w:bidi="ml-IN"/>
+        </w:rPr>
+        <w:t xml:space="preserve">      KR STORE</w:t>
+      </w:r>
+    </w:p>
+    <w:p/>
+    <w:p/>
+    <w:p>
+      <w:r>
+        <w:rPr>
+          <w:rFonts w:ascii="Nirmala UI" w:hAnsi="Nirmala UI" w:cs="Nirmala UI" w:hint="cs"/>
+          <w:noProof/>
+          <w:lang w:val="ml-IN" w:bidi="ml-IN"/>
+        </w:rPr>
+        <mc:AlternateContent>
+          <mc:Choice Requires="wps">
+            <w:drawing>
+              <wp:anchor distT="0" distB="0" distL="114300" distR="114300" simplePos="0" relativeHeight="251668480" behindDoc="0" locked="0" layoutInCell="1" allowOverlap="1" wp14:anchorId="137B5A51" wp14:editId="7E449A5B">
+                <wp:simplePos x="0" y="0"/>
+                <wp:positionH relativeFrom="column">
+                  <wp:posOffset>-281940</wp:posOffset>
+                </wp:positionH>
+                <wp:positionV relativeFrom="paragraph">
+                  <wp:posOffset>-274320</wp:posOffset>
+                </wp:positionV>
+                <wp:extent cx="7193280" cy="2011680"/>
+                <wp:effectExtent l="0" t="0" r="26670" b="26670"/>
+                <wp:wrapNone/>
+                <wp:docPr id="1266277416" name="Rectangle 4"/>
+                <wp:cNvGraphicFramePr/>
+                <a:graphic xmlns:a="http://schemas.openxmlformats.org/drawingml/2006/main">
+                  <a:graphicData uri="http://schemas.microsoft.com/office/word/2010/wordprocessingShape">
+                    <wps:wsp>
+                      <wps:cNvSpPr/>
+                      <wps:spPr>
+                        <a:xfrm>
+                          <a:off x="0" y="0"/>
+                          <a:ext cx="7193280" cy="2011680"/>
+                        </a:xfrm>
+                        <a:prstGeom prst="rect">
+                          <a:avLst/>
+                        </a:prstGeom>
+                        <a:noFill/>
+                      </wps:spPr>
+                      <wps:style>
+                        <a:lnRef idx="2">
+                          <a:schemeClr val="accent1">
+                            <a:shade val="15000"/>
+                          </a:schemeClr>
+                        </a:lnRef>
+                        <a:fillRef idx="1">
+                          <a:schemeClr val="accent1"/>
+                        </a:fillRef>
+                        <a:effectRef idx="0">
+                          <a:schemeClr val="accent1"/>
+                        </a:effectRef>
+                        <a:fontRef idx="minor">
+                          <a:schemeClr val="lt1"/>
+                        </a:fontRef>
+                      </wps:style>
+                      <wps:bodyPr rot="0" spcFirstLastPara="0" vertOverflow="overflow" horzOverflow="overflow" vert="horz" wrap="square" lIns="91440" tIns="45720" rIns="91440" bIns="45720" numCol="1" spcCol="0" rtlCol="0" fromWordArt="0" anchor="ctr" anchorCtr="0" forceAA="0" compatLnSpc="1">
+                        <a:prstTxWarp prst="textNoShape">
+                          <a:avLst/>
+                        </a:prstTxWarp>
+                        <a:noAutofit/>
+                      </wps:bodyPr>
+                    </wps:wsp>
+                  </a:graphicData>
+                </a:graphic>
+              </wp:anchor>
+            </w:drawing>
+          </mc:Choice>
+          <mc:Fallback>
+            <w:pict>
+              <v:rect w14:anchorId="3AC3E84E" id="Rectangle 4" o:spid="_x0000_s1026" style="position:absolute;margin-left:-22.2pt;margin-top:-21.6pt;width:566.4pt;height:158.4pt;z-index:251668480;visibility:visible;mso-wrap-style:square;mso-wrap-distance-left:9pt;mso-wrap-distance-top:0;mso-wrap-distance-right:9pt;mso-wrap-distance-bottom:0;mso-position-horizontal:absolute;mso-position-horizontal-relative:text;mso-position-vertical:absolute;mso-position-vertical-relative:text;v-text-anchor:middle" o:gfxdata="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" filled="f" strokecolor="#09101d [484]" strokeweight="1pt"/>
+            </w:pict>
+          </mc:Fallback>
+        </mc:AlternateContent>
+      </w:r>
+      <w:r>
+        <w:rPr>
+          <w:rFonts w:ascii="Nirmala UI" w:hAnsi="Nirmala UI" w:cs="Nirmala UI" w:hint="cs"/>
+          <w:cs/>
+          <w:lang w:bidi="ml-IN"/>
+        </w:rPr>
+        <w:t>ഈ</w:t>
+      </w:r>
+      <w:r>
+        <w:rPr>
+          <w:cs/>
+          <w:lang w:bidi="ml-IN"/>
+        </w:rPr>
+        <w:t xml:space="preserve"> </w:t>
+      </w:r>
+      <w:r>
+        <w:rPr>
+          <w:rFonts w:ascii="Nirmala UI" w:hAnsi="Nirmala UI" w:cs="Nirmala UI" w:hint="cs"/>
+          <w:cs/>
+          <w:lang w:bidi="ml-IN"/>
+        </w:rPr>
+        <w:t>വരുന്ന</w:t>
+      </w:r>
+      <w:r>
+        <w:rPr>
+          <w:cs/>
+          <w:lang w:bidi="ml-IN"/>
+        </w:rPr>
+        <w:t xml:space="preserve"> </w:t>
+      </w:r>
+      <w:r>
+        <w:rPr>
+          <w:rFonts w:ascii="Nirmala UI" w:hAnsi="Nirmala UI" w:cs="Nirmala UI" w:hint="cs"/>
+          <w:cs/>
+          <w:lang w:bidi="ml-IN"/>
+        </w:rPr>
+        <w:t>ഒക്ടോബർ</w:t>
+      </w:r>
+      <w:r>
+        <w:rPr>
+          <w:cs/>
+          <w:lang w:bidi="ml-IN"/>
+        </w:rPr>
+        <w:t xml:space="preserve"> </w:t>
+      </w:r>
+      <w:r>
+        <w:t>_________________</w:t>
+      </w:r>
+      <w:r>
+        <w:rPr>
+          <w:rFonts w:ascii="Nirmala UI" w:hAnsi="Nirmala UI" w:cs="Nirmala UI" w:hint="cs"/>
+          <w:cs/>
+          <w:lang w:bidi="ml-IN"/>
+        </w:rPr>
+        <w:t>ഞങ്ങളുടെ</w:t>
+      </w:r>
+      <w:r>
+        <w:rPr>
+          <w:cs/>
+          <w:lang w:bidi="ml-IN"/>
+        </w:rPr>
+        <w:t xml:space="preserve"> </w:t>
+      </w:r>
+      <w:r>
+        <w:rPr>
+          <w:rFonts w:ascii="Nirmala UI" w:hAnsi="Nirmala UI" w:cs="Nirmala UI" w:hint="cs"/>
+          <w:cs/>
+          <w:lang w:bidi="ml-IN"/>
+        </w:rPr>
+        <w:t>ദീപാവലി</w:t>
+      </w:r>
+      <w:r>
+        <w:rPr>
+          <w:cs/>
+          <w:lang w:bidi="ml-IN"/>
+        </w:rPr>
+        <w:t xml:space="preserve"> </w:t>
+      </w:r>
+      <w:r>
+        <w:rPr>
+          <w:rFonts w:ascii="Nirmala UI" w:hAnsi="Nirmala UI" w:cs="Nirmala UI"/>
+          <w:cs/>
+          <w:lang w:bidi="ml-IN"/>
+        </w:rPr>
+        <w:t xml:space="preserve">കുറ്റിപ്പിരിവ് </w:t>
+      </w:r>
+      <w:r>
+        <w:rPr>
+          <w:cs/>
+          <w:lang w:bidi="ml-IN"/>
+        </w:rPr>
+        <w:t xml:space="preserve"> </w:t>
+      </w:r>
+      <w:r>
+        <w:rPr>
+          <w:rFonts w:ascii="Nirmala UI" w:hAnsi="Nirmala UI" w:cs="Nirmala UI" w:hint="cs"/>
+          <w:cs/>
+          <w:lang w:bidi="ml-IN"/>
+        </w:rPr>
+        <w:t>ആയതിനാൽ</w:t>
+      </w:r>
+      <w:r>
+        <w:rPr>
+          <w:cs/>
+          <w:lang w:bidi="ml-IN"/>
+        </w:rPr>
+        <w:t xml:space="preserve"> </w:t>
+      </w:r>
+      <w:r>
+        <w:rPr>
+          <w:rFonts w:ascii="Nirmala UI" w:hAnsi="Nirmala UI" w:cs="Nirmala UI"/>
+          <w:cs/>
+          <w:lang w:bidi="ml-IN"/>
+        </w:rPr>
+        <w:t xml:space="preserve">താങ്കൾ </w:t>
+      </w:r>
+      <w:r>
+        <w:rPr>
+          <w:cs/>
+          <w:lang w:bidi="ml-IN"/>
+        </w:rPr>
+        <w:t xml:space="preserve"> </w:t>
+      </w:r>
+      <w:r>
+        <w:rPr>
+          <w:rFonts w:ascii="Nirmala UI" w:hAnsi="Nirmala UI" w:cs="Nirmala UI" w:hint="cs"/>
+          <w:cs/>
+          <w:lang w:bidi="ml-IN"/>
+        </w:rPr>
+        <w:t>തരുവാനുള്ള</w:t>
+      </w:r>
+      <w:r>
+        <w:rPr>
+          <w:cs/>
+          <w:lang w:bidi="ml-IN"/>
+        </w:rPr>
+        <w:t xml:space="preserve"> </w:t>
+      </w:r>
+      <w:r>
+        <w:rPr>
+          <w:rFonts w:ascii="Nirmala UI" w:hAnsi="Nirmala UI" w:cs="Nirmala UI"/>
+          <w:cs/>
+          <w:lang w:bidi="ml-IN"/>
+        </w:rPr>
+        <w:t xml:space="preserve">മുഴുവൻ </w:t>
+      </w:r>
+      <w:r>
+        <w:rPr>
+          <w:cs/>
+          <w:lang w:bidi="ml-IN"/>
+        </w:rPr>
+        <w:t xml:space="preserve"> </w:t>
+      </w:r>
+      <w:r>
+        <w:rPr>
+          <w:rFonts w:ascii="Nirmala UI" w:hAnsi="Nirmala UI" w:cs="Nirmala UI" w:hint="cs"/>
+          <w:cs/>
+          <w:lang w:bidi="ml-IN"/>
+        </w:rPr>
+        <w:t>സംഖ്യയും</w:t>
+      </w:r>
+      <w:r>
+        <w:rPr>
+          <w:cs/>
+          <w:lang w:bidi="ml-IN"/>
+        </w:rPr>
+        <w:t xml:space="preserve"> </w:t>
+      </w:r>
+      <w:r>
+        <w:rPr>
+          <w:rFonts w:ascii="Nirmala UI" w:hAnsi="Nirmala UI" w:cs="Nirmala UI" w:hint="cs"/>
+          <w:cs/>
+          <w:lang w:bidi="ml-IN"/>
+        </w:rPr>
+        <w:t>അന്നോ</w:t>
+      </w:r>
+      <w:r>
+        <w:rPr>
+          <w:cs/>
+          <w:lang w:bidi="ml-IN"/>
+        </w:rPr>
+        <w:t xml:space="preserve"> </w:t>
+      </w:r>
+      <w:r>
+        <w:rPr>
+          <w:rFonts w:ascii="Nirmala UI" w:hAnsi="Nirmala UI" w:cs="Nirmala UI" w:hint="cs"/>
+          <w:cs/>
+          <w:lang w:bidi="ml-IN"/>
+        </w:rPr>
+        <w:t>അതിന്</w:t>
+      </w:r>
+      <w:r>
+        <w:rPr>
+          <w:cs/>
+          <w:lang w:bidi="ml-IN"/>
+        </w:rPr>
+        <w:t xml:space="preserve"> </w:t>
+      </w:r>
+      <w:r>
+        <w:rPr>
+          <w:rFonts w:ascii="Nirmala UI" w:hAnsi="Nirmala UI" w:cs="Nirmala UI"/>
+          <w:cs/>
+          <w:lang w:bidi="ml-IN"/>
+        </w:rPr>
+        <w:t xml:space="preserve">മുമ്പോ </w:t>
+      </w:r>
+      <w:r>
+        <w:rPr>
+          <w:cs/>
+          <w:lang w:bidi="ml-IN"/>
+        </w:rPr>
+        <w:t xml:space="preserve"> </w:t>
+      </w:r>
+      <w:r>
+        <w:rPr>
+          <w:rFonts w:ascii="Nirmala UI" w:hAnsi="Nirmala UI" w:cs="Nirmala UI" w:hint="cs"/>
+          <w:cs/>
+          <w:lang w:bidi="ml-IN"/>
+        </w:rPr>
+        <w:t>തീർത്ത്</w:t>
+      </w:r>
+      <w:r>
+        <w:rPr>
+          <w:cs/>
+          <w:lang w:bidi="ml-IN"/>
+        </w:rPr>
+        <w:t xml:space="preserve"> </w:t>
+      </w:r>
+      <w:r>
+        <w:rPr>
+          <w:rFonts w:ascii="Nirmala UI" w:hAnsi="Nirmala UI" w:cs="Nirmala UI" w:hint="cs"/>
+          <w:cs/>
+          <w:lang w:bidi="ml-IN"/>
+        </w:rPr>
+        <w:t>തരണമെന്ന്</w:t>
+      </w:r>
+      <w:r>
+        <w:rPr>
+          <w:cs/>
+          <w:lang w:bidi="ml-IN"/>
+        </w:rPr>
+        <w:t xml:space="preserve"> </w:t>
+      </w:r>
+      <w:r>
+        <w:rPr>
+          <w:rFonts w:ascii="Nirmala UI" w:hAnsi="Nirmala UI" w:cs="Nirmala UI" w:hint="cs"/>
+          <w:cs/>
+          <w:lang w:bidi="ml-IN"/>
+        </w:rPr>
+        <w:t>വിനീതമായി</w:t>
+      </w:r>
+      <w:r>
+        <w:rPr>
+          <w:cs/>
+          <w:lang w:bidi="ml-IN"/>
+        </w:rPr>
+        <w:t xml:space="preserve"> </w:t>
+      </w:r>
+      <w:r>
+        <w:rPr>
+          <w:rFonts w:ascii="Nirmala UI" w:hAnsi="Nirmala UI" w:cs="Nirmala UI" w:hint="cs"/>
+          <w:cs/>
+          <w:lang w:bidi="ml-IN"/>
+        </w:rPr>
+        <w:t>അപേക്ഷിക്കുന്നു</w:t>
+      </w:r>
+      <w:r>
+        <w:rPr>
+          <w:cs/>
+          <w:lang w:bidi="ml-IN"/>
+        </w:rPr>
+        <w:t>.</w:t>
       </w:r>
     </w:p>
     <w:p>
       <w:pPr>
-        <w:spacing w:after="0"/>
-      </w:pPr>
-      <w:r>
-        <w:rPr>
-          <w:b/>
-          <w:bCs/>
-        </w:rPr>
-        <w:t xml:space="preserve">Pro-Tip: Use </w:t>
-      </w:r>
-      <w:proofErr w:type="spellStart"/>
-      <w:r>
-        <w:rPr>
-          <w:b/>
-          <w:bCs/>
-        </w:rPr>
-        <w:t>Tailscale</w:t>
-      </w:r>
-      <w:proofErr w:type="spellEnd"/>
-      <w:r>
-        <w:rPr>
-          <w:b/>
-          <w:bCs/>
-        </w:rPr>
-        <w:t xml:space="preserve"> Machine Name (Never Type an IP Again)</w:t>
-      </w:r>
-      <w:r>
-        <w:br/>
-        <w:t>In the </w:t>
-      </w:r>
-      <w:hyperlink r:id="rId6" w:history="1">
-        <w:r>
-          <w:rPr>
-            <w:rStyle w:val="Hyperlink"/>
-          </w:rPr>
-          <w:t>Tailscale Admin Console</w:t>
-        </w:r>
-      </w:hyperlink>
-      <w:r>
-        <w:t>, you can rename your Office PC to office-pc.</w:t>
-      </w:r>
-      <w:r>
-        <w:br/>
-        <w:t>Then the server address on all mobile phones becomes simply: http://office-pc:8000/api/v1</w:t>
+        <w:rPr>
+          <w:cs/>
+          <w:lang w:bidi="ml-IN"/>
+        </w:rPr>
+      </w:pPr>
+      <w:r>
+        <w:rPr>
+          <w:rFonts w:ascii="Nirmala UI" w:hAnsi="Nirmala UI" w:cs="Nirmala UI" w:hint="cs"/>
+          <w:cs/>
+          <w:lang w:bidi="ml-IN"/>
+        </w:rPr>
+        <w:t>തുടർന്നും</w:t>
+      </w:r>
+      <w:r>
+        <w:rPr>
+          <w:cs/>
+          <w:lang w:bidi="ml-IN"/>
+        </w:rPr>
+        <w:t xml:space="preserve"> </w:t>
+      </w:r>
+      <w:r>
+        <w:rPr>
+          <w:rFonts w:ascii="Nirmala UI" w:hAnsi="Nirmala UI" w:cs="Nirmala UI" w:hint="cs"/>
+          <w:cs/>
+          <w:lang w:bidi="ml-IN"/>
+        </w:rPr>
+        <w:t>താങ്കളുടെ</w:t>
+      </w:r>
+      <w:r>
+        <w:rPr>
+          <w:cs/>
+          <w:lang w:bidi="ml-IN"/>
+        </w:rPr>
+        <w:t xml:space="preserve"> </w:t>
+      </w:r>
+      <w:r>
+        <w:rPr>
+          <w:rFonts w:ascii="Nirmala UI" w:hAnsi="Nirmala UI" w:cs="Nirmala UI" w:hint="cs"/>
+          <w:cs/>
+          <w:lang w:bidi="ml-IN"/>
+        </w:rPr>
+        <w:t>സഹകരണം</w:t>
+      </w:r>
+      <w:r>
+        <w:rPr>
+          <w:cs/>
+          <w:lang w:bidi="ml-IN"/>
+        </w:rPr>
+        <w:t xml:space="preserve"> </w:t>
+      </w:r>
+      <w:r>
+        <w:rPr>
+          <w:rFonts w:ascii="Nirmala UI" w:hAnsi="Nirmala UI" w:cs="Nirmala UI" w:hint="cs"/>
+          <w:cs/>
+          <w:lang w:bidi="ml-IN"/>
+        </w:rPr>
+        <w:t>പ്രതീക്ഷിക്കുന്നു</w:t>
+      </w:r>
+      <w:r>
+        <w:rPr>
+          <w:cs/>
+          <w:lang w:bidi="ml-IN"/>
+        </w:rPr>
+        <w:t>.</w:t>
       </w:r>
     </w:p>
     <w:p>
       <w:pPr>
-        <w:spacing w:after="0"/>
+        <w:rPr>
+          <w:rFonts w:ascii="Nirmala UI" w:hAnsi="Nirmala UI" w:cs="Nirmala UI"/>
+          <w:cs/>
+          <w:lang w:bidi="ml-IN"/>
+        </w:rPr>
+      </w:pPr>
+      <w:r>
+        <w:rPr>
+          <w:noProof/>
+        </w:rPr>
+        <mc:AlternateContent>
+          <mc:Choice Requires="wps">
+            <w:drawing>
+              <wp:anchor distT="0" distB="0" distL="114300" distR="114300" simplePos="0" relativeHeight="251667456" behindDoc="0" locked="0" layoutInCell="1" allowOverlap="1" wp14:anchorId="28E29975" wp14:editId="1825F5D9">
+                <wp:simplePos x="0" y="0"/>
+                <wp:positionH relativeFrom="margin">
+                  <wp:posOffset>38100</wp:posOffset>
+                </wp:positionH>
+                <wp:positionV relativeFrom="paragraph">
+                  <wp:posOffset>127635</wp:posOffset>
+                </wp:positionV>
+                <wp:extent cx="2194560" cy="342900"/>
+                <wp:effectExtent l="0" t="0" r="15240" b="19050"/>
+                <wp:wrapNone/>
+                <wp:docPr id="1424930399" name="Rectangle 3"/>
+                <wp:cNvGraphicFramePr/>
+                <a:graphic xmlns:a="http://schemas.openxmlformats.org/drawingml/2006/main">
+                  <a:graphicData uri="http://schemas.microsoft.com/office/word/2010/wordprocessingShape">
+                    <wps:wsp>
+                      <wps:cNvSpPr/>
+                      <wps:spPr>
+                        <a:xfrm>
+                          <a:off x="0" y="0"/>
+                          <a:ext cx="2194560" cy="342900"/>
+                        </a:xfrm>
+                        <a:prstGeom prst="rect">
+                          <a:avLst/>
+                        </a:prstGeom>
+                        <a:noFill/>
+                        <a:ln>
+                          <a:solidFill>
+                            <a:schemeClr val="tx1"/>
+                          </a:solidFill>
+                        </a:ln>
+                      </wps:spPr>
+                      <wps:style>
+                        <a:lnRef idx="2">
+                          <a:schemeClr val="accent6"/>
+                        </a:lnRef>
+                        <a:fillRef idx="1">
+                          <a:schemeClr val="lt1"/>
+                        </a:fillRef>
+                        <a:effectRef idx="0">
+                          <a:schemeClr val="accent6"/>
+                        </a:effectRef>
+                        <a:fontRef idx="minor">
+                          <a:schemeClr val="dk1"/>
+                        </a:fontRef>
+                      </wps:style>
+                      <wps:bodyPr rot="0" spcFirstLastPara="0" vertOverflow="overflow" horzOverflow="overflow" vert="horz" wrap="square" lIns="91440" tIns="45720" rIns="91440" bIns="45720" numCol="1" spcCol="0" rtlCol="0" fromWordArt="0" anchor="ctr" anchorCtr="0" forceAA="0" compatLnSpc="1">
+                        <a:prstTxWarp prst="textNoShape">
+                          <a:avLst/>
+                        </a:prstTxWarp>
+                        <a:noAutofit/>
+                      </wps:bodyPr>
+                    </wps:wsp>
+                  </a:graphicData>
+                </a:graphic>
+              </wp:anchor>
+            </w:drawing>
+          </mc:Choice>
+          <mc:Fallback>
+            <w:pict>
+              <v:rect w14:anchorId="1EF04317" id="Rectangle 3" o:spid="_x0000_s1026" style="position:absolute;margin-left:3pt;margin-top:10.05pt;width:172.8pt;height:27pt;z-index:251667456;visibility:visible;mso-wrap-style:square;mso-wrap-distance-left:9pt;mso-wrap-distance-top:0;mso-wrap-distance-right:9pt;mso-wrap-distance-bottom:0;mso-position-horizontal:absolute;mso-position-horizontal-relative:margin;mso-position-vertical:absolute;mso-position-vertical-relative:text;v-text-anchor:middle" o:gfxdata="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" filled="f" strokecolor="black [3213]" strokeweight="1pt">
+                <w10:wrap anchorx="margin"/>
+              </v:rect>
+            </w:pict>
+          </mc:Fallback>
+        </mc:AlternateContent>
+      </w:r>
+      <w:r>
+        <w:rPr>
+          <w:noProof/>
+        </w:rPr>
+        <w:drawing>
+          <wp:anchor distT="0" distB="0" distL="114300" distR="114300" simplePos="0" relativeHeight="251666432" behindDoc="1" locked="0" layoutInCell="1" allowOverlap="1" wp14:anchorId="03553F3B" wp14:editId="78677327">
+            <wp:simplePos x="0" y="0"/>
+            <wp:positionH relativeFrom="margin">
+              <wp:posOffset>83820</wp:posOffset>
+            </wp:positionH>
+            <wp:positionV relativeFrom="paragraph">
+              <wp:posOffset>219075</wp:posOffset>
+            </wp:positionV>
+            <wp:extent cx="175260" cy="175260"/>
+            <wp:effectExtent l="0" t="0" r="0" b="0"/>
+            <wp:wrapTight wrapText="bothSides">
+              <wp:wrapPolygon edited="0">
+                <wp:start x="0" y="0"/>
+                <wp:lineTo x="0" y="7043"/>
+                <wp:lineTo x="4696" y="18783"/>
+                <wp:lineTo x="7043" y="18783"/>
+                <wp:lineTo x="16435" y="18783"/>
+                <wp:lineTo x="18783" y="0"/>
+                <wp:lineTo x="0" y="0"/>
+              </wp:wrapPolygon>
+            </wp:wrapTight>
+            <wp:docPr id="779349292" name="Graphic 1" descr="Rupee"/>
+            <wp:cNvGraphicFramePr>
+              <a:graphicFrameLocks xmlns:a="http://schemas.openxmlformats.org/drawingml/2006/main" noChangeAspect="1"/>
+            </wp:cNvGraphicFramePr>
+            <a:graphic xmlns:a="http://schemas.openxmlformats.org/drawingml/2006/main">
+              <a:graphicData uri="http://schemas.openxmlformats.org/drawingml/2006/picture">
+                <pic:pic xmlns:pic="http://schemas.openxmlformats.org/drawingml/2006/picture">
+                  <pic:nvPicPr>
+                    <pic:cNvPr id="944811563" name="Graphic 944811563" descr="Rupee"/>
+                    <pic:cNvPicPr/>
+                  </pic:nvPicPr>
+                  <pic:blipFill>
+                    <a:blip r:embed="rId5">
+                      <a:extLst>
+                        <a:ext uri="{96DAC541-7B7A-43D3-8B79-37D633B846F1}">
+                          <asvg:svgBlip xmlns:asvg="http://schemas.microsoft.com/office/drawing/2016/SVG/main" r:embed="rId6"/>
+                        </a:ext>
+                      </a:extLst>
+                    </a:blip>
+                    <a:stretch>
+                      <a:fillRect/>
+                    </a:stretch>
+                  </pic:blipFill>
+                  <pic:spPr>
+                    <a:xfrm>
+                      <a:off x="0" y="0"/>
+                      <a:ext cx="175260" cy="175260"/>
+                    </a:xfrm>
+                    <a:prstGeom prst="rect">
+                      <a:avLst/>
+                    </a:prstGeom>
+                  </pic:spPr>
+                </pic:pic>
+              </a:graphicData>
+            </a:graphic>
+            <wp14:sizeRelH relativeFrom="margin">
+              <wp14:pctWidth>0</wp14:pctWidth>
+            </wp14:sizeRelH>
+            <wp14:sizeRelV relativeFrom="margin">
+              <wp14:pctHeight>0</wp14:pctHeight>
+            </wp14:sizeRelV>
+          </wp:anchor>
+        </w:drawing>
+      </w:r>
+      <w:r>
+        <w:tab/>
+      </w:r>
+      <w:r>
+        <w:tab/>
+      </w:r>
+      <w:r>
+        <w:tab/>
+      </w:r>
+      <w:r>
+        <w:tab/>
+      </w:r>
+      <w:r>
+        <w:tab/>
+      </w:r>
+      <w:r>
+        <w:tab/>
+      </w:r>
+      <w:r>
+        <w:tab/>
+      </w:r>
+      <w:r>
+        <w:tab/>
+      </w:r>
+      <w:r>
+        <w:tab/>
+      </w:r>
+      <w:r>
+        <w:tab/>
+      </w:r>
+      <w:r>
+        <w:tab/>
+      </w:r>
+      <w:r>
+        <w:rPr>
+          <w:rFonts w:ascii="Nirmala UI" w:hAnsi="Nirmala UI" w:cs="Nirmala UI" w:hint="cs"/>
+          <w:cs/>
+          <w:lang w:bidi="ml-IN"/>
+        </w:rPr>
+        <w:t>എന്ന്</w:t>
+      </w:r>
+      <w:r>
+        <w:rPr>
+          <w:rFonts w:ascii="Nirmala UI" w:hAnsi="Nirmala UI" w:cs="Nirmala UI"/>
+          <w:cs/>
+          <w:lang w:bidi="ml-IN"/>
+        </w:rPr>
+        <w:t xml:space="preserve"> </w:t>
+      </w:r>
+      <w:r>
+        <w:rPr>
+          <w:rFonts w:ascii="Nirmala UI" w:hAnsi="Nirmala UI" w:cs="Nirmala UI"/>
+          <w:cs/>
+          <w:lang w:bidi="ml-IN"/>
+        </w:rPr>
+        <w:tab/>
+      </w:r>
+      <w:r>
+        <w:rPr>
+          <w:rFonts w:ascii="Nirmala UI" w:hAnsi="Nirmala UI" w:cs="Nirmala UI"/>
+          <w:cs/>
+          <w:lang w:bidi="ml-IN"/>
+        </w:rPr>
+        <w:t>പ്രൊപ്രൈറ്റർ</w:t>
+      </w:r>
+    </w:p>
+    <w:p>
+      <w:pPr>
+        <w:rPr>
+          <w:sz w:val="28"/>
+          <w:szCs w:val="28"/>
+        </w:rPr>
+      </w:pPr>
+      <w:r>
+        <w:rPr>
+          <w:rFonts w:ascii="Nirmala UI" w:hAnsi="Nirmala UI" w:cs="Nirmala UI"/>
+          <w:cs/>
+          <w:lang w:bidi="ml-IN"/>
+        </w:rPr>
+        <w:tab/>
+      </w:r>
+      <w:r>
+        <w:rPr>
+          <w:rFonts w:ascii="Nirmala UI" w:hAnsi="Nirmala UI" w:cs="Nirmala UI"/>
+          <w:cs/>
+          <w:lang w:bidi="ml-IN"/>
+        </w:rPr>
+        <w:tab/>
+      </w:r>
+      <w:r>
+        <w:rPr>
+          <w:rFonts w:ascii="Nirmala UI" w:hAnsi="Nirmala UI" w:cs="Nirmala UI"/>
+          <w:cs/>
+          <w:lang w:bidi="ml-IN"/>
+        </w:rPr>
+        <w:tab/>
+      </w:r>
+      <w:r>
+        <w:rPr>
+          <w:rFonts w:ascii="Nirmala UI" w:hAnsi="Nirmala UI" w:cs="Nirmala UI"/>
+          <w:cs/>
+          <w:lang w:bidi="ml-IN"/>
+        </w:rPr>
+        <w:tab/>
+      </w:r>
+      <w:r>
+        <w:rPr>
+          <w:rFonts w:ascii="Nirmala UI" w:hAnsi="Nirmala UI" w:cs="Nirmala UI"/>
+          <w:cs/>
+          <w:lang w:bidi="ml-IN"/>
+        </w:rPr>
+        <w:tab/>
+      </w:r>
+      <w:r>
+        <w:rPr>
+          <w:rFonts w:ascii="Nirmala UI" w:hAnsi="Nirmala UI" w:cs="Nirmala UI"/>
+          <w:cs/>
+          <w:lang w:bidi="ml-IN"/>
+        </w:rPr>
+        <w:tab/>
+      </w:r>
+      <w:r>
+        <w:rPr>
+          <w:rFonts w:ascii="Nirmala UI" w:hAnsi="Nirmala UI" w:cs="Nirmala UI"/>
+          <w:cs/>
+          <w:lang w:bidi="ml-IN"/>
+        </w:rPr>
+        <w:tab/>
+      </w:r>
+      <w:r>
+        <w:rPr>
+          <w:rFonts w:ascii="Nirmala UI" w:hAnsi="Nirmala UI" w:cs="Nirmala UI"/>
+          <w:cs/>
+          <w:lang w:bidi="ml-IN"/>
+        </w:rPr>
+        <w:tab/>
+      </w:r>
+      <w:r>
+        <w:rPr>
+          <w:rFonts w:ascii="Nirmala UI" w:hAnsi="Nirmala UI" w:cs="Nirmala UI"/>
+          <w:cs/>
+          <w:lang w:bidi="ml-IN"/>
+        </w:rPr>
+        <w:tab/>
+      </w:r>
+      <w:r>
+        <w:rPr>
+          <w:rFonts w:ascii="Nirmala UI" w:hAnsi="Nirmala UI" w:cs="Nirmala UI"/>
+          <w:cs/>
+          <w:lang w:bidi="ml-IN"/>
+        </w:rPr>
+        <w:tab/>
+      </w:r>
+      <w:r>
+        <w:rPr>
+          <w:rFonts w:ascii="Nirmala UI" w:hAnsi="Nirmala UI" w:cs="Nirmala UI"/>
+          <w:cs/>
+          <w:lang w:bidi="ml-IN"/>
+        </w:rPr>
+        <w:tab/>
+      </w:r>
+      <w:r>
+        <w:rPr>
+          <w:rFonts w:ascii="Nirmala UI" w:hAnsi="Nirmala UI" w:cs="Nirmala UI"/>
+          <w:sz w:val="28"/>
+          <w:szCs w:val="28"/>
+          <w:cs/>
+          <w:lang w:bidi="ml-IN"/>
+        </w:rPr>
+        <w:t xml:space="preserve">      KR STORE</w:t>
+      </w:r>
+    </w:p>
+    <w:p/>
+    <w:p/>
+    <w:p>
+      <w:r>
+        <w:rPr>
+          <w:rFonts w:ascii="Nirmala UI" w:hAnsi="Nirmala UI" w:cs="Nirmala UI" w:hint="cs"/>
+          <w:noProof/>
+          <w:lang w:val="ml-IN" w:bidi="ml-IN"/>
+        </w:rPr>
+        <mc:AlternateContent>
+          <mc:Choice Requires="wps">
+            <w:drawing>
+              <wp:anchor distT="0" distB="0" distL="114300" distR="114300" simplePos="0" relativeHeight="251672576" behindDoc="0" locked="0" layoutInCell="1" allowOverlap="1" wp14:anchorId="4E77D423" wp14:editId="66123222">
+                <wp:simplePos x="0" y="0"/>
+                <wp:positionH relativeFrom="column">
+                  <wp:posOffset>-281940</wp:posOffset>
+                </wp:positionH>
+                <wp:positionV relativeFrom="paragraph">
+                  <wp:posOffset>-274320</wp:posOffset>
+                </wp:positionV>
+                <wp:extent cx="7193280" cy="2011680"/>
+                <wp:effectExtent l="0" t="0" r="26670" b="26670"/>
+                <wp:wrapNone/>
+                <wp:docPr id="427905646" name="Rectangle 4"/>
+                <wp:cNvGraphicFramePr/>
+                <a:graphic xmlns:a="http://schemas.openxmlformats.org/drawingml/2006/main">
+                  <a:graphicData uri="http://schemas.microsoft.com/office/word/2010/wordprocessingShape">
+                    <wps:wsp>
+                      <wps:cNvSpPr/>
+                      <wps:spPr>
+                        <a:xfrm>
+                          <a:off x="0" y="0"/>
+                          <a:ext cx="7193280" cy="2011680"/>
+                        </a:xfrm>
+                        <a:prstGeom prst="rect">
+                          <a:avLst/>
+                        </a:prstGeom>
+                        <a:noFill/>
+                      </wps:spPr>
+                      <wps:style>
+                        <a:lnRef idx="2">
+                          <a:schemeClr val="accent1">
+                            <a:shade val="15000"/>
+                          </a:schemeClr>
+                        </a:lnRef>
+                        <a:fillRef idx="1">
+                          <a:schemeClr val="accent1"/>
+                        </a:fillRef>
+                        <a:effectRef idx="0">
+                          <a:schemeClr val="accent1"/>
+                        </a:effectRef>
+                        <a:fontRef idx="minor">
+                          <a:schemeClr val="lt1"/>
+                        </a:fontRef>
+                      </wps:style>
+                      <wps:bodyPr rot="0" spcFirstLastPara="0" vertOverflow="overflow" horzOverflow="overflow" vert="horz" wrap="square" lIns="91440" tIns="45720" rIns="91440" bIns="45720" numCol="1" spcCol="0" rtlCol="0" fromWordArt="0" anchor="ctr" anchorCtr="0" forceAA="0" compatLnSpc="1">
+                        <a:prstTxWarp prst="textNoShape">
+                          <a:avLst/>
+                        </a:prstTxWarp>
+                        <a:noAutofit/>
+                      </wps:bodyPr>
+                    </wps:wsp>
+                  </a:graphicData>
+                </a:graphic>
+              </wp:anchor>
+            </w:drawing>
+          </mc:Choice>
+          <mc:Fallback>
+            <w:pict>
+              <v:rect w14:anchorId="0B2C26BC" id="Rectangle 4" o:spid="_x0000_s1026" style="position:absolute;margin-left:-22.2pt;margin-top:-21.6pt;width:566.4pt;height:158.4pt;z-index:251672576;visibility:visible;mso-wrap-style:square;mso-wrap-distance-left:9pt;mso-wrap-distance-top:0;mso-wrap-distance-right:9pt;mso-wrap-distance-bottom:0;mso-position-horizontal:absolute;mso-position-horizontal-relative:text;mso-position-vertical:absolute;mso-position-vertical-relative:text;v-text-anchor:middle" o:gfxdata="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" filled="f" strokecolor="#09101d [484]" strokeweight="1pt"/>
+            </w:pict>
+          </mc:Fallback>
+        </mc:AlternateContent>
+      </w:r>
+      <w:r>
+        <w:rPr>
+          <w:rFonts w:ascii="Nirmala UI" w:hAnsi="Nirmala UI" w:cs="Nirmala UI" w:hint="cs"/>
+          <w:cs/>
+          <w:lang w:bidi="ml-IN"/>
+        </w:rPr>
+        <w:t>ഈ</w:t>
+      </w:r>
+      <w:r>
+        <w:rPr>
+          <w:cs/>
+          <w:lang w:bidi="ml-IN"/>
+        </w:rPr>
+        <w:t xml:space="preserve"> </w:t>
+      </w:r>
+      <w:r>
+        <w:rPr>
+          <w:rFonts w:ascii="Nirmala UI" w:hAnsi="Nirmala UI" w:cs="Nirmala UI" w:hint="cs"/>
+          <w:cs/>
+          <w:lang w:bidi="ml-IN"/>
+        </w:rPr>
+        <w:t>വരുന്ന</w:t>
+      </w:r>
+      <w:r>
+        <w:rPr>
+          <w:cs/>
+          <w:lang w:bidi="ml-IN"/>
+        </w:rPr>
+        <w:t xml:space="preserve"> </w:t>
+      </w:r>
+      <w:r>
+        <w:rPr>
+          <w:rFonts w:ascii="Nirmala UI" w:hAnsi="Nirmala UI" w:cs="Nirmala UI" w:hint="cs"/>
+          <w:cs/>
+          <w:lang w:bidi="ml-IN"/>
+        </w:rPr>
+        <w:t>ഒക്ടോബർ</w:t>
+      </w:r>
+      <w:r>
+        <w:rPr>
+          <w:cs/>
+          <w:lang w:bidi="ml-IN"/>
+        </w:rPr>
+        <w:t xml:space="preserve"> </w:t>
+      </w:r>
+      <w:r>
+        <w:t>_________________</w:t>
+      </w:r>
+      <w:r>
+        <w:rPr>
+          <w:rFonts w:ascii="Nirmala UI" w:hAnsi="Nirmala UI" w:cs="Nirmala UI" w:hint="cs"/>
+          <w:cs/>
+          <w:lang w:bidi="ml-IN"/>
+        </w:rPr>
+        <w:t>ഞങ്ങളുടെ</w:t>
+      </w:r>
+      <w:r>
+        <w:rPr>
+          <w:cs/>
+          <w:lang w:bidi="ml-IN"/>
+        </w:rPr>
+        <w:t xml:space="preserve"> </w:t>
+      </w:r>
+      <w:r>
+        <w:rPr>
+          <w:rFonts w:ascii="Nirmala UI" w:hAnsi="Nirmala UI" w:cs="Nirmala UI" w:hint="cs"/>
+          <w:cs/>
+          <w:lang w:bidi="ml-IN"/>
+        </w:rPr>
+        <w:t>ദീപാവലി</w:t>
+      </w:r>
+      <w:r>
+        <w:rPr>
+          <w:cs/>
+          <w:lang w:bidi="ml-IN"/>
+        </w:rPr>
+        <w:t xml:space="preserve"> </w:t>
+      </w:r>
+      <w:r>
+        <w:rPr>
+          <w:rFonts w:ascii="Nirmala UI" w:hAnsi="Nirmala UI" w:cs="Nirmala UI"/>
+          <w:cs/>
+          <w:lang w:bidi="ml-IN"/>
+        </w:rPr>
+        <w:t xml:space="preserve">കുറ്റിപ്പിരിവ് </w:t>
+      </w:r>
+      <w:r>
+        <w:rPr>
+          <w:cs/>
+          <w:lang w:bidi="ml-IN"/>
+        </w:rPr>
+        <w:t xml:space="preserve"> </w:t>
+      </w:r>
+      <w:r>
+        <w:rPr>
+          <w:rFonts w:ascii="Nirmala UI" w:hAnsi="Nirmala UI" w:cs="Nirmala UI" w:hint="cs"/>
+          <w:cs/>
+          <w:lang w:bidi="ml-IN"/>
+        </w:rPr>
+        <w:t>ആയതിനാൽ</w:t>
+      </w:r>
+      <w:r>
+        <w:rPr>
+          <w:cs/>
+          <w:lang w:bidi="ml-IN"/>
+        </w:rPr>
+        <w:t xml:space="preserve"> </w:t>
+      </w:r>
+      <w:r>
+        <w:rPr>
+          <w:rFonts w:ascii="Nirmala UI" w:hAnsi="Nirmala UI" w:cs="Nirmala UI"/>
+          <w:cs/>
+          <w:lang w:bidi="ml-IN"/>
+        </w:rPr>
+        <w:t xml:space="preserve">താങ്കൾ </w:t>
+      </w:r>
+      <w:r>
+        <w:rPr>
+          <w:cs/>
+          <w:lang w:bidi="ml-IN"/>
+        </w:rPr>
+        <w:t xml:space="preserve"> </w:t>
+      </w:r>
+      <w:r>
+        <w:rPr>
+          <w:rFonts w:ascii="Nirmala UI" w:hAnsi="Nirmala UI" w:cs="Nirmala UI" w:hint="cs"/>
+          <w:cs/>
+          <w:lang w:bidi="ml-IN"/>
+        </w:rPr>
+        <w:t>തരുവാനുള്ള</w:t>
+      </w:r>
+      <w:r>
+        <w:rPr>
+          <w:cs/>
+          <w:lang w:bidi="ml-IN"/>
+        </w:rPr>
+        <w:t xml:space="preserve"> </w:t>
+      </w:r>
+      <w:r>
+        <w:rPr>
+          <w:rFonts w:ascii="Nirmala UI" w:hAnsi="Nirmala UI" w:cs="Nirmala UI"/>
+          <w:cs/>
+          <w:lang w:bidi="ml-IN"/>
+        </w:rPr>
+        <w:t xml:space="preserve">മുഴുവൻ </w:t>
+      </w:r>
+      <w:r>
+        <w:rPr>
+          <w:cs/>
+          <w:lang w:bidi="ml-IN"/>
+        </w:rPr>
+        <w:t xml:space="preserve"> </w:t>
+      </w:r>
+      <w:r>
+        <w:rPr>
+          <w:rFonts w:ascii="Nirmala UI" w:hAnsi="Nirmala UI" w:cs="Nirmala UI" w:hint="cs"/>
+          <w:cs/>
+          <w:lang w:bidi="ml-IN"/>
+        </w:rPr>
+        <w:t>സംഖ്യയും</w:t>
+      </w:r>
+      <w:r>
+        <w:rPr>
+          <w:cs/>
+          <w:lang w:bidi="ml-IN"/>
+        </w:rPr>
+        <w:t xml:space="preserve"> </w:t>
+      </w:r>
+      <w:r>
+        <w:rPr>
+          <w:rFonts w:ascii="Nirmala UI" w:hAnsi="Nirmala UI" w:cs="Nirmala UI" w:hint="cs"/>
+          <w:cs/>
+          <w:lang w:bidi="ml-IN"/>
+        </w:rPr>
+        <w:t>അന്നോ</w:t>
+      </w:r>
+      <w:r>
+        <w:rPr>
+          <w:cs/>
+          <w:lang w:bidi="ml-IN"/>
+        </w:rPr>
+        <w:t xml:space="preserve"> </w:t>
+      </w:r>
+      <w:r>
+        <w:rPr>
+          <w:rFonts w:ascii="Nirmala UI" w:hAnsi="Nirmala UI" w:cs="Nirmala UI" w:hint="cs"/>
+          <w:cs/>
+          <w:lang w:bidi="ml-IN"/>
+        </w:rPr>
+        <w:t>അതിന്</w:t>
+      </w:r>
+      <w:r>
+        <w:rPr>
+          <w:cs/>
+          <w:lang w:bidi="ml-IN"/>
+        </w:rPr>
+        <w:t xml:space="preserve"> </w:t>
+      </w:r>
+      <w:r>
+        <w:rPr>
+          <w:rFonts w:ascii="Nirmala UI" w:hAnsi="Nirmala UI" w:cs="Nirmala UI"/>
+          <w:cs/>
+          <w:lang w:bidi="ml-IN"/>
+        </w:rPr>
+        <w:t xml:space="preserve">മുമ്പോ </w:t>
+      </w:r>
+      <w:r>
+        <w:rPr>
+          <w:cs/>
+          <w:lang w:bidi="ml-IN"/>
+        </w:rPr>
+        <w:t xml:space="preserve"> </w:t>
+      </w:r>
+      <w:r>
+        <w:rPr>
+          <w:rFonts w:ascii="Nirmala UI" w:hAnsi="Nirmala UI" w:cs="Nirmala UI" w:hint="cs"/>
+          <w:cs/>
+          <w:lang w:bidi="ml-IN"/>
+        </w:rPr>
+        <w:t>തീർത്ത്</w:t>
+      </w:r>
+      <w:r>
+        <w:rPr>
+          <w:cs/>
+          <w:lang w:bidi="ml-IN"/>
+        </w:rPr>
+        <w:t xml:space="preserve"> </w:t>
+      </w:r>
+      <w:r>
+        <w:rPr>
+          <w:rFonts w:ascii="Nirmala UI" w:hAnsi="Nirmala UI" w:cs="Nirmala UI" w:hint="cs"/>
+          <w:cs/>
+          <w:lang w:bidi="ml-IN"/>
+        </w:rPr>
+        <w:t>തരണമെന്ന്</w:t>
+      </w:r>
+      <w:r>
+        <w:rPr>
+          <w:cs/>
+          <w:lang w:bidi="ml-IN"/>
+        </w:rPr>
+        <w:t xml:space="preserve"> </w:t>
+      </w:r>
+      <w:r>
+        <w:rPr>
+          <w:rFonts w:ascii="Nirmala UI" w:hAnsi="Nirmala UI" w:cs="Nirmala UI" w:hint="cs"/>
+          <w:cs/>
+          <w:lang w:bidi="ml-IN"/>
+        </w:rPr>
+        <w:t>വിനീതമായി</w:t>
+      </w:r>
+      <w:r>
+        <w:rPr>
+          <w:cs/>
+          <w:lang w:bidi="ml-IN"/>
+        </w:rPr>
+        <w:t xml:space="preserve"> </w:t>
+      </w:r>
+      <w:r>
+        <w:rPr>
+          <w:rFonts w:ascii="Nirmala UI" w:hAnsi="Nirmala UI" w:cs="Nirmala UI" w:hint="cs"/>
+          <w:cs/>
+          <w:lang w:bidi="ml-IN"/>
+        </w:rPr>
+        <w:t>അപേക്ഷിക്കുന്നു</w:t>
+      </w:r>
+      <w:r>
+        <w:rPr>
+          <w:cs/>
+          <w:lang w:bidi="ml-IN"/>
+        </w:rPr>
+        <w:t>.</w:t>
+      </w:r>
+    </w:p>
+    <w:p>
+      <w:pPr>
+        <w:rPr>
+          <w:cs/>
+          <w:lang w:bidi="ml-IN"/>
+        </w:rPr>
+      </w:pPr>
+      <w:r>
+        <w:rPr>
+          <w:rFonts w:ascii="Nirmala UI" w:hAnsi="Nirmala UI" w:cs="Nirmala UI" w:hint="cs"/>
+          <w:cs/>
+          <w:lang w:bidi="ml-IN"/>
+        </w:rPr>
+        <w:t>തുടർന്നും</w:t>
+      </w:r>
+      <w:r>
+        <w:rPr>
+          <w:cs/>
+          <w:lang w:bidi="ml-IN"/>
+        </w:rPr>
+        <w:t xml:space="preserve"> </w:t>
+      </w:r>
+      <w:r>
+        <w:rPr>
+          <w:rFonts w:ascii="Nirmala UI" w:hAnsi="Nirmala UI" w:cs="Nirmala UI" w:hint="cs"/>
+          <w:cs/>
+          <w:lang w:bidi="ml-IN"/>
+        </w:rPr>
+        <w:t>താങ്കളുടെ</w:t>
+      </w:r>
+      <w:r>
+        <w:rPr>
+          <w:cs/>
+          <w:lang w:bidi="ml-IN"/>
+        </w:rPr>
+        <w:t xml:space="preserve"> </w:t>
+      </w:r>
+      <w:r>
+        <w:rPr>
+          <w:rFonts w:ascii="Nirmala UI" w:hAnsi="Nirmala UI" w:cs="Nirmala UI" w:hint="cs"/>
+          <w:cs/>
+          <w:lang w:bidi="ml-IN"/>
+        </w:rPr>
+        <w:t>സഹകരണം</w:t>
+      </w:r>
+      <w:r>
+        <w:rPr>
+          <w:cs/>
+          <w:lang w:bidi="ml-IN"/>
+        </w:rPr>
+        <w:t xml:space="preserve"> </w:t>
+      </w:r>
+      <w:r>
+        <w:rPr>
+          <w:rFonts w:ascii="Nirmala UI" w:hAnsi="Nirmala UI" w:cs="Nirmala UI" w:hint="cs"/>
+          <w:cs/>
+          <w:lang w:bidi="ml-IN"/>
+        </w:rPr>
+        <w:t>പ്രതീക്ഷിക്കുന്നു</w:t>
+      </w:r>
+      <w:r>
+        <w:rPr>
+          <w:cs/>
+          <w:lang w:bidi="ml-IN"/>
+        </w:rPr>
+        <w:t>.</w:t>
+      </w:r>
+    </w:p>
+    <w:p>
+      <w:pPr>
+        <w:rPr>
+          <w:rFonts w:ascii="Nirmala UI" w:hAnsi="Nirmala UI" w:cs="Nirmala UI"/>
+          <w:cs/>
+          <w:lang w:bidi="ml-IN"/>
+        </w:rPr>
+      </w:pPr>
+      <w:r>
+        <w:rPr>
+          <w:noProof/>
+        </w:rPr>
+        <mc:AlternateContent>
+          <mc:Choice Requires="wps">
+            <w:drawing>
+              <wp:anchor distT="0" distB="0" distL="114300" distR="114300" simplePos="0" relativeHeight="251671552" behindDoc="0" locked="0" layoutInCell="1" allowOverlap="1" wp14:anchorId="631A2003" wp14:editId="7C4AEEE0">
+                <wp:simplePos x="0" y="0"/>
+                <wp:positionH relativeFrom="margin">
+                  <wp:posOffset>38100</wp:posOffset>
+                </wp:positionH>
+                <wp:positionV relativeFrom="paragraph">
+                  <wp:posOffset>127635</wp:posOffset>
+                </wp:positionV>
+                <wp:extent cx="2194560" cy="342900"/>
+                <wp:effectExtent l="0" t="0" r="15240" b="19050"/>
+                <wp:wrapNone/>
+                <wp:docPr id="1536144839" name="Rectangle 3"/>
+                <wp:cNvGraphicFramePr/>
+                <a:graphic xmlns:a="http://schemas.openxmlformats.org/drawingml/2006/main">
+                  <a:graphicData uri="http://schemas.microsoft.com/office/word/2010/wordprocessingShape">
+                    <wps:wsp>
+                      <wps:cNvSpPr/>
+                      <wps:spPr>
+                        <a:xfrm>
+                          <a:off x="0" y="0"/>
+                          <a:ext cx="2194560" cy="342900"/>
+                        </a:xfrm>
+                        <a:prstGeom prst="rect">
+                          <a:avLst/>
+                        </a:prstGeom>
+                        <a:noFill/>
+                        <a:ln>
+                          <a:solidFill>
+                            <a:schemeClr val="tx1"/>
+                          </a:solidFill>
+                        </a:ln>
+                      </wps:spPr>
+                      <wps:style>
+                        <a:lnRef idx="2">
+                          <a:schemeClr val="accent6"/>
+                        </a:lnRef>
+                        <a:fillRef idx="1">
+                          <a:schemeClr val="lt1"/>
+                        </a:fillRef>
+                        <a:effectRef idx="0">
+                          <a:schemeClr val="accent6"/>
+                        </a:effectRef>
+                        <a:fontRef idx="minor">
+                          <a:schemeClr val="dk1"/>
+                        </a:fontRef>
+                      </wps:style>
+                      <wps:bodyPr rot="0" spcFirstLastPara="0" vertOverflow="overflow" horzOverflow="overflow" vert="horz" wrap="square" lIns="91440" tIns="45720" rIns="91440" bIns="45720" numCol="1" spcCol="0" rtlCol="0" fromWordArt="0" anchor="ctr" anchorCtr="0" forceAA="0" compatLnSpc="1">
+                        <a:prstTxWarp prst="textNoShape">
+                          <a:avLst/>
+                        </a:prstTxWarp>
+                        <a:noAutofit/>
+                      </wps:bodyPr>
+                    </wps:wsp>
+                  </a:graphicData>
+                </a:graphic>
+              </wp:anchor>
+            </w:drawing>
+          </mc:Choice>
+          <mc:Fallback>
+            <w:pict>
+              <v:rect w14:anchorId="71A1C236" id="Rectangle 3" o:spid="_x0000_s1026" style="position:absolute;margin-left:3pt;margin-top:10.05pt;width:172.8pt;height:27pt;z-index:251671552;visibility:visible;mso-wrap-style:square;mso-wrap-distance-left:9pt;mso-wrap-distance-top:0;mso-wrap-distance-right:9pt;mso-wrap-distance-bottom:0;mso-position-horizontal:absolute;mso-position-horizontal-relative:margin;mso-position-vertical:absolute;mso-position-vertical-relative:text;v-text-anchor:middle" o:gfxdata="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" filled="f" strokecolor="black [3213]" strokeweight="1pt">
+                <w10:wrap anchorx="margin"/>
+              </v:rect>
+            </w:pict>
+          </mc:Fallback>
+        </mc:AlternateContent>
+      </w:r>
+      <w:r>
+        <w:rPr>
+          <w:noProof/>
+        </w:rPr>
+        <w:drawing>
+          <wp:anchor distT="0" distB="0" distL="114300" distR="114300" simplePos="0" relativeHeight="251670528" behindDoc="1" locked="0" layoutInCell="1" allowOverlap="1" wp14:anchorId="61BAF4C5" wp14:editId="5C4D0AE6">
+            <wp:simplePos x="0" y="0"/>
+            <wp:positionH relativeFrom="margin">
+              <wp:posOffset>83820</wp:posOffset>
+            </wp:positionH>
+            <wp:positionV relativeFrom="paragraph">
+              <wp:posOffset>219075</wp:posOffset>
+            </wp:positionV>
+            <wp:extent cx="175260" cy="175260"/>
+            <wp:effectExtent l="0" t="0" r="0" b="0"/>
+            <wp:wrapTight wrapText="bothSides">
+              <wp:wrapPolygon edited="0">
+                <wp:start x="0" y="0"/>
+                <wp:lineTo x="0" y="7043"/>
+                <wp:lineTo x="4696" y="18783"/>
+                <wp:lineTo x="7043" y="18783"/>
+                <wp:lineTo x="16435" y="18783"/>
+                <wp:lineTo x="18783" y="0"/>
+                <wp:lineTo x="0" y="0"/>
+              </wp:wrapPolygon>
+            </wp:wrapTight>
+            <wp:docPr id="722762646" name="Graphic 1" descr="Rupee"/>
+            <wp:cNvGraphicFramePr>
+              <a:graphicFrameLocks xmlns:a="http://schemas.openxmlformats.org/drawingml/2006/main" noChangeAspect="1"/>
+            </wp:cNvGraphicFramePr>
+            <a:graphic xmlns:a="http://schemas.openxmlformats.org/drawingml/2006/main">
+              <a:graphicData uri="http://schemas.openxmlformats.org/drawingml/2006/picture">
+                <pic:pic xmlns:pic="http://schemas.openxmlformats.org/drawingml/2006/picture">
+                  <pic:nvPicPr>
+                    <pic:cNvPr id="944811563" name="Graphic 944811563" descr="Rupee"/>
+                    <pic:cNvPicPr/>
+                  </pic:nvPicPr>
+                  <pic:blipFill>
+                    <a:blip r:embed="rId5">
+                      <a:extLst>
+                        <a:ext uri="{96DAC541-7B7A-43D3-8B79-37D633B846F1}">
+                          <asvg:svgBlip xmlns:asvg="http://schemas.microsoft.com/office/drawing/2016/SVG/main" r:embed="rId6"/>
+                        </a:ext>
+                      </a:extLst>
+                    </a:blip>
+                    <a:stretch>
+                      <a:fillRect/>
+                    </a:stretch>
+                  </pic:blipFill>
+                  <pic:spPr>
+                    <a:xfrm>
+                      <a:off x="0" y="0"/>
+                      <a:ext cx="175260" cy="175260"/>
+                    </a:xfrm>
+                    <a:prstGeom prst="rect">
+                      <a:avLst/>
+                    </a:prstGeom>
+                  </pic:spPr>
+                </pic:pic>
+              </a:graphicData>
+            </a:graphic>
+            <wp14:sizeRelH relativeFrom="margin">
+              <wp14:pctWidth>0</wp14:pctWidth>
+            </wp14:sizeRelH>
+            <wp14:sizeRelV relativeFrom="margin">
+              <wp14:pctHeight>0</wp14:pctHeight>
+            </wp14:sizeRelV>
+          </wp:anchor>
+        </w:drawing>
+      </w:r>
+      <w:r>
+        <w:tab/>
+      </w:r>
+      <w:r>
+        <w:tab/>
+      </w:r>
+      <w:r>
+        <w:tab/>
+      </w:r>
+      <w:r>
+        <w:tab/>
+      </w:r>
+      <w:r>
+        <w:tab/>
+      </w:r>
+      <w:r>
+        <w:tab/>
+      </w:r>
+      <w:r>
+        <w:tab/>
+      </w:r>
+      <w:r>
+        <w:tab/>
+      </w:r>
+      <w:r>
+        <w:tab/>
+      </w:r>
+      <w:r>
+        <w:tab/>
+      </w:r>
+      <w:r>
+        <w:tab/>
+      </w:r>
+      <w:r>
+        <w:rPr>
+          <w:rFonts w:ascii="Nirmala UI" w:hAnsi="Nirmala UI" w:cs="Nirmala UI" w:hint="cs"/>
+          <w:cs/>
+          <w:lang w:bidi="ml-IN"/>
+        </w:rPr>
+        <w:t>എന്ന്</w:t>
+      </w:r>
+      <w:r>
+        <w:rPr>
+          <w:rFonts w:ascii="Nirmala UI" w:hAnsi="Nirmala UI" w:cs="Nirmala UI"/>
+          <w:cs/>
+          <w:lang w:bidi="ml-IN"/>
+        </w:rPr>
+        <w:t xml:space="preserve"> </w:t>
+      </w:r>
+      <w:r>
+        <w:rPr>
+          <w:rFonts w:ascii="Nirmala UI" w:hAnsi="Nirmala UI" w:cs="Nirmala UI"/>
+          <w:cs/>
+          <w:lang w:bidi="ml-IN"/>
+        </w:rPr>
+        <w:tab/>
+      </w:r>
+      <w:r>
+        <w:rPr>
+          <w:rFonts w:ascii="Nirmala UI" w:hAnsi="Nirmala UI" w:cs="Nirmala UI"/>
+          <w:cs/>
+          <w:lang w:bidi="ml-IN"/>
+        </w:rPr>
+        <w:t>പ്രൊപ്രൈറ്റർ</w:t>
+      </w:r>
+    </w:p>
+    <w:p>
+      <w:pPr>
+        <w:rPr>
+          <w:sz w:val="28"/>
+          <w:szCs w:val="28"/>
+        </w:rPr>
+      </w:pPr>
+      <w:r>
+        <w:rPr>
+          <w:rFonts w:ascii="Nirmala UI" w:hAnsi="Nirmala UI" w:cs="Nirmala UI"/>
+          <w:cs/>
+          <w:lang w:bidi="ml-IN"/>
+        </w:rPr>
+        <w:tab/>
+      </w:r>
+      <w:r>
+        <w:rPr>
+          <w:rFonts w:ascii="Nirmala UI" w:hAnsi="Nirmala UI" w:cs="Nirmala UI"/>
+          <w:cs/>
+          <w:lang w:bidi="ml-IN"/>
+        </w:rPr>
+        <w:tab/>
+      </w:r>
+      <w:r>
+        <w:rPr>
+          <w:rFonts w:ascii="Nirmala UI" w:hAnsi="Nirmala UI" w:cs="Nirmala UI"/>
+          <w:cs/>
+          <w:lang w:bidi="ml-IN"/>
+        </w:rPr>
+        <w:tab/>
+      </w:r>
+      <w:r>
+        <w:rPr>
+          <w:rFonts w:ascii="Nirmala UI" w:hAnsi="Nirmala UI" w:cs="Nirmala UI"/>
+          <w:cs/>
+          <w:lang w:bidi="ml-IN"/>
+        </w:rPr>
+        <w:tab/>
+      </w:r>
+      <w:r>
+        <w:rPr>
+          <w:rFonts w:ascii="Nirmala UI" w:hAnsi="Nirmala UI" w:cs="Nirmala UI"/>
+          <w:cs/>
+          <w:lang w:bidi="ml-IN"/>
+        </w:rPr>
+        <w:tab/>
+      </w:r>
+      <w:r>
+        <w:rPr>
+          <w:rFonts w:ascii="Nirmala UI" w:hAnsi="Nirmala UI" w:cs="Nirmala UI"/>
+          <w:cs/>
+          <w:lang w:bidi="ml-IN"/>
+        </w:rPr>
+        <w:tab/>
+      </w:r>
+      <w:r>
+        <w:rPr>
+          <w:rFonts w:ascii="Nirmala UI" w:hAnsi="Nirmala UI" w:cs="Nirmala UI"/>
+          <w:cs/>
+          <w:lang w:bidi="ml-IN"/>
+        </w:rPr>
+        <w:tab/>
+      </w:r>
+      <w:r>
+        <w:rPr>
+          <w:rFonts w:ascii="Nirmala UI" w:hAnsi="Nirmala UI" w:cs="Nirmala UI"/>
+          <w:cs/>
+          <w:lang w:bidi="ml-IN"/>
+        </w:rPr>
+        <w:tab/>
+      </w:r>
+      <w:r>
+        <w:rPr>
+          <w:rFonts w:ascii="Nirmala UI" w:hAnsi="Nirmala UI" w:cs="Nirmala UI"/>
+          <w:cs/>
+          <w:lang w:bidi="ml-IN"/>
+        </w:rPr>
+        <w:tab/>
+      </w:r>
+      <w:r>
+        <w:rPr>
+          <w:rFonts w:ascii="Nirmala UI" w:hAnsi="Nirmala UI" w:cs="Nirmala UI"/>
+          <w:cs/>
+          <w:lang w:bidi="ml-IN"/>
+        </w:rPr>
+        <w:tab/>
+      </w:r>
+      <w:r>
+        <w:rPr>
+          <w:rFonts w:ascii="Nirmala UI" w:hAnsi="Nirmala UI" w:cs="Nirmala UI"/>
+          <w:cs/>
+          <w:lang w:bidi="ml-IN"/>
+        </w:rPr>
+        <w:tab/>
+      </w:r>
+      <w:r>
+        <w:rPr>
+          <w:rFonts w:ascii="Nirmala UI" w:hAnsi="Nirmala UI" w:cs="Nirmala UI"/>
+          <w:sz w:val="28"/>
+          <w:szCs w:val="28"/>
+          <w:cs/>
+          <w:lang w:bidi="ml-IN"/>
+        </w:rPr>
+        <w:t xml:space="preserve">      KR STORE</w:t>
+      </w:r>
+    </w:p>
+    <w:p/>
+    <w:p/>
+    <w:p/>
+    <w:p/>
+    <w:p>
+      <w:pPr>
+        <w:rPr>
+          <w:lang w:bidi="ml-IN"/>
+        </w:rPr>
       </w:pPr>
     </w:p>
     <w:sectPr>
       <w:pgSz w:w="11906" w:h="16838"/>
-      <w:pgMar w:top="1440" w:right="1440" w:bottom="1440" w:left="1440" w:header="708" w:footer="708" w:gutter="0"/>
+      <w:pgMar w:top="720" w:right="720" w:bottom="720" w:left="720" w:header="708" w:footer="708" w:gutter="0"/>
       <w:cols w:space="708"/>
       <w:docGrid w:linePitch="360"/>
     </w:sectPr>
